--- a/docs/dar/Utsav_eClaims_DAR_Orchestration_Engine.docx
+++ b/docs/dar/Utsav_eClaims_DAR_Orchestration_Engine.docx
@@ -1,6 +1,6 @@
 
 <file path=word/document.xml><?xml version="1.0" encoding="utf-8"?>
-<w:document xmlns:wpc="http://schemas.microsoft.com/office/word/2010/wordprocessingCanvas" xmlns:cx="http://schemas.microsoft.com/office/drawing/2014/chartex" xmlns:cx1="http://schemas.microsoft.com/office/drawing/2015/9/8/chartex" xmlns:cx2="http://schemas.microsoft.com/office/drawing/2015/10/21/chartex" xmlns:cx3="http://schemas.microsoft.com/office/drawing/2016/5/9/chartex" xmlns:cx4="http://schemas.microsoft.com/office/drawing/2016/5/10/chartex" xmlns:cx5="http://schemas.microsoft.com/office/drawing/2016/5/11/chartex" xmlns:cx6="http://schemas.microsoft.com/office/drawing/2016/5/12/chartex" xmlns:cx7="http://schemas.microsoft.com/office/drawing/2016/5/13/chartex" xmlns:cx8="http://schemas.microsoft.com/office/drawing/2016/5/14/chartex" xmlns:mc="http://schemas.openxmlformats.org/markup-compatibility/2006" xmlns:aink="http://schemas.microsoft.com/office/drawing/2016/ink" xmlns:am3d="http://schemas.microsoft.com/office/drawing/2017/model3d" xmlns:o="urn:schemas-microsoft-com:office:office" xmlns:oel="http://schemas.microsoft.com/office/2019/extlst" xmlns:r="http://schemas.openxmlformats.org/officeDocument/2006/relationships" xmlns:m="http://schemas.openxmlformats.org/officeDocument/2006/math" xmlns:v="urn:schemas-microsoft-com:vml" xmlns:wp14="http://schemas.microsoft.com/office/word/2010/wordprocessingDrawing" xmlns:wp="http://schemas.openxmlformats.org/drawingml/2006/wordprocessingDrawing" xmlns:w10="urn:schemas-microsoft-com:office:word" xmlns:w="http://schemas.openxmlformats.org/wordprocessingml/2006/main" xmlns:w14="http://schemas.microsoft.com/office/word/2010/wordml" xmlns:w15="http://schemas.microsoft.com/office/word/2012/wordml" xmlns:w16cei="http://schemas.microsoft.com/office/word/2026/wordml/cei" xmlns:w16cex="http://schemas.microsoft.com/office/word/2018/wordml/cex" xmlns:w16cid="http://schemas.microsoft.com/office/word/2016/wordml/cid" xmlns:w16="http://schemas.microsoft.com/office/word/2018/wordml" xmlns:w16du="http://schemas.microsoft.com/office/word/2023/wordml/word16du" xmlns:w16sdtdh="http://schemas.microsoft.com/office/word/2020/wordml/sdtdatahash" xmlns:w16sdtfl="http://schemas.microsoft.com/office/word/2024/wordml/sdtformatlock" xmlns:w16se="http://schemas.microsoft.com/office/word/2015/wordml/symex" xmlns:wpg="http://schemas.microsoft.com/office/word/2010/wordprocessingGroup" xmlns:wpi="http://schemas.microsoft.com/office/word/2010/wordprocessingInk" xmlns:wne="http://schemas.microsoft.com/office/word/2006/wordml" xmlns:wps="http://schemas.microsoft.com/office/word/2010/wordprocessingShape" xmlns:a="http://schemas.openxmlformats.org/drawingml/2006/main" xmlns:a14="http://schemas.microsoft.com/office/drawing/2010/main" xmlns:pic="http://schemas.openxmlformats.org/drawingml/2006/picture" mc:Ignorable="w14 w15 w16se w16cid w16 w16cex w16sdtdh w16sdtfl w16du wp14">
+<w:document xmlns:wpc="http://schemas.microsoft.com/office/word/2010/wordprocessingCanvas" xmlns:cx="http://schemas.microsoft.com/office/drawing/2014/chartex" xmlns:cx1="http://schemas.microsoft.com/office/drawing/2015/9/8/chartex" xmlns:cx2="http://schemas.microsoft.com/office/drawing/2015/10/21/chartex" xmlns:cx3="http://schemas.microsoft.com/office/drawing/2016/5/9/chartex" xmlns:cx4="http://schemas.microsoft.com/office/drawing/2016/5/10/chartex" xmlns:cx5="http://schemas.microsoft.com/office/drawing/2016/5/11/chartex" xmlns:cx6="http://schemas.microsoft.com/office/drawing/2016/5/12/chartex" xmlns:cx7="http://schemas.microsoft.com/office/drawing/2016/5/13/chartex" xmlns:cx8="http://schemas.microsoft.com/office/drawing/2016/5/14/chartex" xmlns:mc="http://schemas.openxmlformats.org/markup-compatibility/2006" xmlns:aink="http://schemas.microsoft.com/office/drawing/2016/ink" xmlns:am3d="http://schemas.microsoft.com/office/drawing/2017/model3d" xmlns:o="urn:schemas-microsoft-com:office:office" xmlns:oel="http://schemas.microsoft.com/office/2019/extlst" xmlns:r="http://schemas.openxmlformats.org/officeDocument/2006/relationships" xmlns:m="http://schemas.openxmlformats.org/officeDocument/2006/math" xmlns:v="urn:schemas-microsoft-com:vml" xmlns:wp14="http://schemas.microsoft.com/office/word/2010/wordprocessingDrawing" xmlns:wp="http://schemas.openxmlformats.org/drawingml/2006/wordprocessingDrawing" xmlns:w10="urn:schemas-microsoft-com:office:word" xmlns:w="http://schemas.openxmlformats.org/wordprocessingml/2006/main" xmlns:w14="http://schemas.microsoft.com/office/word/2010/wordml" xmlns:w15="http://schemas.microsoft.com/office/word/2012/wordml" xmlns:w16cex="http://schemas.microsoft.com/office/word/2018/wordml/cex" xmlns:w16cid="http://schemas.microsoft.com/office/word/2016/wordml/cid" xmlns:w16="http://schemas.microsoft.com/office/word/2018/wordml" xmlns:w16du="http://schemas.microsoft.com/office/word/2023/wordml/word16du" xmlns:w16sdtdh="http://schemas.microsoft.com/office/word/2020/wordml/sdtdatahash" xmlns:w16sdtfl="http://schemas.microsoft.com/office/word/2024/wordml/sdtformatlock" xmlns:w16se="http://schemas.microsoft.com/office/word/2015/wordml/symex" xmlns:wpg="http://schemas.microsoft.com/office/word/2010/wordprocessingGroup" xmlns:wpi="http://schemas.microsoft.com/office/word/2010/wordprocessingInk" xmlns:wne="http://schemas.microsoft.com/office/word/2006/wordml" xmlns:wps="http://schemas.microsoft.com/office/word/2010/wordprocessingShape" mc:Ignorable="w14 w15 w16se w16cid w16 w16cex w16sdtdh w16sdtfl w16du wp14">
   <w:body>
     <w:sdt>
       <w:sdtPr>
@@ -35,6 +35,7 @@
               <w:dataBinding w:prefixMappings="xmlns:ns0='http://schemas.openxmlformats.org/package/2006/metadata/core-properties' xmlns:ns1='http://purl.org/dc/elements/1.1/'" w:xpath="/ns0:coreProperties[1]/ns1:title[1]" w:storeItemID="{6C3C8BC8-F283-45AE-878A-BAB7291924A1}"/>
               <w:text/>
             </w:sdtPr>
+            <w:sdtEndPr/>
             <w:sdtContent>
               <w:r>
                 <w:rPr>
@@ -42,20 +43,6 @@
                 </w:rPr>
                 <w:t>YCompany – eClaims</w:t>
               </w:r>
-              <w:r>
-                <w:rPr>
-                  <w:lang w:val="en-IN"/>
-                </w:rPr>
-                <w:t xml:space="preserve"/>
-              </w:r>
-              <w:proofErr w:type="spellStart"/>
-              <w:r>
-                <w:rPr>
-                  <w:lang w:val="en-IN"/>
-                </w:rPr>
-                <w:t/>
-              </w:r>
-              <w:proofErr w:type="spellEnd"/>
             </w:sdtContent>
           </w:sdt>
         </w:p>
@@ -91,9 +78,9 @@
                     <wp:wrapNone/>
                     <wp:docPr id="18" name="Rectangle 2"/>
                     <wp:cNvGraphicFramePr>
-                      <a:graphicFrameLocks/>
+                      <a:graphicFrameLocks xmlns:a="http://schemas.openxmlformats.org/drawingml/2006/main"/>
                     </wp:cNvGraphicFramePr>
-                    <a:graphic>
+                    <a:graphic xmlns:a="http://schemas.openxmlformats.org/drawingml/2006/main">
                       <a:graphicData uri="http://schemas.microsoft.com/office/word/2010/wordprocessingShape">
                         <wps:wsp>
                           <wps:cNvSpPr>
@@ -137,7 +124,7 @@
                   </wp:anchor>
                 </w:drawing>
               </mc:Choice>
-              <mc:Fallback>
+              <mc:Fallback xmlns:pic="http://schemas.openxmlformats.org/drawingml/2006/picture" xmlns:a14="http://schemas.microsoft.com/office/drawing/2010/main" xmlns:a="http://schemas.openxmlformats.org/drawingml/2006/main" xmlns:w16cei="http://schemas.microsoft.com/office/word/2026/wordml/cei">
                 <w:pict>
                   <v:rect w14:anchorId="612C2001" id="Rectangle 2" o:spid="_x0000_s1026" style="position:absolute;margin-left:0;margin-top:0;width:640.85pt;height:63.55pt;z-index:251660288;visibility:visible;mso-wrap-style:square;mso-width-percent:1050;mso-height-percent:900;mso-wrap-distance-left:9pt;mso-wrap-distance-top:0;mso-wrap-distance-right:9pt;mso-wrap-distance-bottom:0;mso-position-horizontal:center;mso-position-horizontal-relative:page;mso-position-vertical:bottom;mso-position-vertical-relative:page;mso-width-percent:1050;mso-height-percent:900;mso-width-relative:page;mso-height-relative:top-margin-area;v-text-anchor:top" o:gfxdata="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" o:allowincell="f" fillcolor="#5b9bd5 [3204]" strokecolor="#2f5496 [2408]">
                     <w10:wrap anchorx="page" anchory="page"/>
@@ -170,9 +157,9 @@
                     <wp:wrapNone/>
                     <wp:docPr id="17" name="Rectangle 5"/>
                     <wp:cNvGraphicFramePr>
-                      <a:graphicFrameLocks/>
+                      <a:graphicFrameLocks xmlns:a="http://schemas.openxmlformats.org/drawingml/2006/main"/>
                     </wp:cNvGraphicFramePr>
-                    <a:graphic>
+                    <a:graphic xmlns:a="http://schemas.openxmlformats.org/drawingml/2006/main">
                       <a:graphicData uri="http://schemas.microsoft.com/office/word/2010/wordprocessingShape">
                         <wps:wsp>
                           <wps:cNvSpPr>
@@ -219,7 +206,7 @@
                   </wp:anchor>
                 </w:drawing>
               </mc:Choice>
-              <mc:Fallback>
+              <mc:Fallback xmlns:pic="http://schemas.openxmlformats.org/drawingml/2006/picture" xmlns:a14="http://schemas.microsoft.com/office/drawing/2010/main" xmlns:a="http://schemas.openxmlformats.org/drawingml/2006/main" xmlns:w16cei="http://schemas.microsoft.com/office/word/2026/wordml/cei">
                 <w:pict>
                   <v:rect w14:anchorId="3D2228B1" id="Rectangle 5" o:spid="_x0000_s1026" style="position:absolute;margin-left:0;margin-top:0;width:7.15pt;height:829.85pt;z-index:251663360;visibility:visible;mso-wrap-style:square;mso-width-percent:0;mso-height-percent:1050;mso-wrap-distance-left:9pt;mso-wrap-distance-top:0;mso-wrap-distance-right:9pt;mso-wrap-distance-bottom:0;mso-position-horizontal:center;mso-position-horizontal-relative:left-margin-area;mso-position-vertical:center;mso-position-vertical-relative:page;mso-width-percent:0;mso-height-percent:1050;mso-width-relative:page;mso-height-relative:page;v-text-anchor:top" o:gfxdata="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" o:allowincell="f" fillcolor="white [3212]" strokecolor="#2f5496 [2408]">
                     <w10:wrap anchorx="margin" anchory="page"/>
@@ -252,9 +239,9 @@
                     <wp:wrapNone/>
                     <wp:docPr id="16" name="Rectangle 4"/>
                     <wp:cNvGraphicFramePr>
-                      <a:graphicFrameLocks/>
+                      <a:graphicFrameLocks xmlns:a="http://schemas.openxmlformats.org/drawingml/2006/main"/>
                     </wp:cNvGraphicFramePr>
-                    <a:graphic>
+                    <a:graphic xmlns:a="http://schemas.openxmlformats.org/drawingml/2006/main">
                       <a:graphicData uri="http://schemas.microsoft.com/office/word/2010/wordprocessingShape">
                         <wps:wsp>
                           <wps:cNvSpPr>
@@ -301,7 +288,7 @@
                   </wp:anchor>
                 </w:drawing>
               </mc:Choice>
-              <mc:Fallback>
+              <mc:Fallback xmlns:pic="http://schemas.openxmlformats.org/drawingml/2006/picture" xmlns:a14="http://schemas.microsoft.com/office/drawing/2010/main" xmlns:a="http://schemas.openxmlformats.org/drawingml/2006/main" xmlns:w16cei="http://schemas.microsoft.com/office/word/2026/wordml/cei">
                 <w:pict>
                   <v:rect w14:anchorId="698A9FCE" id="Rectangle 4" o:spid="_x0000_s1026" style="position:absolute;margin-left:0;margin-top:0;width:7.15pt;height:829.85pt;z-index:251662336;visibility:visible;mso-wrap-style:square;mso-width-percent:0;mso-height-percent:1050;mso-wrap-distance-left:9pt;mso-wrap-distance-top:0;mso-wrap-distance-right:9pt;mso-wrap-distance-bottom:0;mso-position-horizontal:center;mso-position-horizontal-relative:right-margin-area;mso-position-vertical:center;mso-position-vertical-relative:page;mso-width-percent:0;mso-height-percent:1050;mso-width-relative:page;mso-height-relative:page;v-text-anchor:top" o:gfxdata="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" o:allowincell="f" fillcolor="white [3212]" strokecolor="#2f5496 [2408]">
                     <w10:wrap anchorx="margin" anchory="page"/>
@@ -334,9 +321,9 @@
                     <wp:wrapNone/>
                     <wp:docPr id="14" name="Rectangle 3"/>
                     <wp:cNvGraphicFramePr>
-                      <a:graphicFrameLocks/>
+                      <a:graphicFrameLocks xmlns:a="http://schemas.openxmlformats.org/drawingml/2006/main"/>
                     </wp:cNvGraphicFramePr>
-                    <a:graphic>
+                    <a:graphic xmlns:a="http://schemas.openxmlformats.org/drawingml/2006/main">
                       <a:graphicData uri="http://schemas.microsoft.com/office/word/2010/wordprocessingShape">
                         <wps:wsp>
                           <wps:cNvSpPr>
@@ -380,7 +367,7 @@
                   </wp:anchor>
                 </w:drawing>
               </mc:Choice>
-              <mc:Fallback>
+              <mc:Fallback xmlns:pic="http://schemas.openxmlformats.org/drawingml/2006/picture" xmlns:a14="http://schemas.microsoft.com/office/drawing/2010/main" xmlns:a="http://schemas.openxmlformats.org/drawingml/2006/main" xmlns:w16cei="http://schemas.microsoft.com/office/word/2026/wordml/cei">
                 <w:pict>
                   <v:rect w14:anchorId="62BDE170" id="Rectangle 3" o:spid="_x0000_s1026" style="position:absolute;margin-left:0;margin-top:0;width:640.85pt;height:63.55pt;z-index:251661312;visibility:visible;mso-wrap-style:square;mso-width-percent:1050;mso-height-percent:900;mso-wrap-distance-left:9pt;mso-wrap-distance-top:0;mso-wrap-distance-right:9pt;mso-wrap-distance-bottom:0;mso-position-horizontal:center;mso-position-horizontal-relative:page;mso-position-vertical:top;mso-position-vertical-relative:top-margin-area;mso-width-percent:1050;mso-height-percent:900;mso-width-relative:page;mso-height-relative:top-margin-area;v-text-anchor:top" o:gfxdata="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" o:allowincell="f" fillcolor="#5b9bd5 [3204]" strokecolor="#2f5496 [2408]">
                     <w10:wrap anchorx="page" anchory="margin"/>
@@ -400,6 +387,7 @@
               <w:dataBinding w:prefixMappings="xmlns:ns0='http://schemas.openxmlformats.org/package/2006/metadata/core-properties' xmlns:ns1='http://purl.org/dc/elements/1.1/'" w:xpath="/ns0:coreProperties[1]/ns1:subject[1]" w:storeItemID="{6C3C8BC8-F283-45AE-878A-BAB7291924A1}"/>
               <w:text/>
             </w:sdtPr>
+            <w:sdtEndPr/>
             <w:sdtContent>
               <w:r>
                 <w:rPr>
@@ -589,9 +577,9 @@
                 <wp:effectExtent l="0" t="0" r="0" b="0"/>
                 <wp:docPr id="1" name="Picture 1"/>
                 <wp:cNvGraphicFramePr/>
-                <a:graphic>
+                <a:graphic xmlns:a="http://schemas.openxmlformats.org/drawingml/2006/main">
                   <a:graphicData uri="http://schemas.openxmlformats.org/drawingml/2006/picture">
-                    <pic:pic>
+                    <pic:pic xmlns:pic="http://schemas.openxmlformats.org/drawingml/2006/picture">
                       <pic:nvPicPr>
                         <pic:cNvPr id="3" name="Picture 3"/>
                         <pic:cNvPicPr/>
@@ -600,7 +588,7 @@
                         <a:blip r:embed="rId8" cstate="print">
                           <a:extLst>
                             <a:ext uri="{28A0092B-C50C-407E-A947-70E740481C1C}">
-                              <a14:useLocalDpi val="0"/>
+                              <a14:useLocalDpi xmlns:a14="http://schemas.microsoft.com/office/drawing/2010/main" val="0"/>
                             </a:ext>
                           </a:extLst>
                         </a:blip>
@@ -639,6 +627,7 @@
             <w:dataBinding w:prefixMappings="xmlns:ns0='http://schemas.openxmlformats.org/officeDocument/2006/extended-properties'" w:xpath="/ns0:Properties[1]/ns0:Company[1]" w:storeItemID="{6668398D-A668-4E3E-A5EB-62B293D839F1}"/>
             <w:text/>
           </w:sdtPr>
+          <w:sdtEndPr/>
           <w:sdtContent>
             <w:p>
               <w:pPr>
@@ -666,6 +655,7 @@
             <w:dataBinding w:prefixMappings="xmlns:ns0='http://schemas.openxmlformats.org/package/2006/metadata/core-properties' xmlns:ns1='http://purl.org/dc/elements/1.1/'" w:xpath="/ns0:coreProperties[1]/ns1:creator[1]" w:storeItemID="{6C3C8BC8-F283-45AE-878A-BAB7291924A1}"/>
             <w:text/>
           </w:sdtPr>
+          <w:sdtEndPr/>
           <w:sdtContent>
             <w:p>
               <w:pPr>
@@ -971,7 +961,7 @@
               <w:rPr>
                 <w:rFonts w:asciiTheme="majorHAnsi" w:hAnsiTheme="majorHAnsi"/>
               </w:rPr>
-              <w:t xml:space="preserve">Issued for review</w:t>
+              <w:t>Issued for review</w:t>
             </w:r>
           </w:p>
         </w:tc>
@@ -4107,7 +4097,7 @@
         <w:pStyle w:val="Body"/>
       </w:pPr>
       <w:r>
-        <w:t xml:space="preserve">This Decision Analysis and Recommendation (DAR) document records the evaluation behind the choice of workflow orchestration engine for the YCompany eClaims platform — the component that governs the claim lifecycle from submission to payment. It compares the candidate options on functional fit, non-functional requirements, operational considerations and cost, and recommends one.</w:t>
+        <w:t>This Decision Analysis and Recommendation (DAR) document records the evaluation behind the choice of workflow orchestration engine for the YCompany eClaims platform — the component that governs the claim lifecycle from submission to payment. It compares the candidate options on functional fit, non-functional requirements, operational considerations and cost, and recommends one.</w:t>
       </w:r>
     </w:p>
     <w:p>
@@ -4115,7 +4105,7 @@
         <w:pStyle w:val="Body"/>
       </w:pPr>
       <w:r>
-        <w:t xml:space="preserve">The eClaims Solution Approach Document (SAD) names AWS Step Functions as the workflow technology. That document states the conclusion; this DAR supplies the evidence for it — the candidates considered, the evaluation attributes and their weights, the scoring, the indicative cost at eClaims claim volume, and the assumptions and risks that the recommendation carries with it.</w:t>
+        <w:t>The eClaims Solution Approach Document (SAD) names AWS Step Functions as the workflow technology. That document states the conclusion; this DAR supplies the evidence for it — the candidates considered, the evaluation attributes and their weights, the scoring, the indicative cost at eClaims claim volume, and the assumptions and risks that the recommendation carries with it.</w:t>
       </w:r>
     </w:p>
     <w:p>
@@ -4579,13 +4569,20 @@
         <w:t xml:space="preserve"> — execution state and history must be visible to operations for monitoring, troubleshooting and ageing analysis of long-pending claims.</w:t>
       </w:r>
     </w:p>
+    <w:p/>
+    <w:p/>
+    <w:p/>
     <w:p>
       <w:pPr>
         <w:pStyle w:val="Heading1"/>
       </w:pPr>
       <w:bookmarkStart w:id="5" w:name="_Toc238140985"/>
       <w:r>
-        <w:t>Available tools</w:t>
+        <w:lastRenderedPageBreak/>
+        <w:t>A</w:t>
+      </w:r>
+      <w:r>
+        <w:t>vailable tools</w:t>
       </w:r>
       <w:bookmarkEnd w:id="5"/>
     </w:p>
@@ -4648,7 +4645,6 @@
               <w:rPr>
                 <w:b/>
               </w:rPr>
-              <w:lastRenderedPageBreak/>
               <w:t>Option</w:t>
             </w:r>
           </w:p>
@@ -4955,7 +4951,10 @@
         <w:pStyle w:val="Body"/>
       </w:pPr>
       <w:r>
-        <w:t>Options that were considered and not carried forward are recorded for completeness. Apache Airflow is a scheduled data-pipeline orchestrator rather than a human-paced business process engine and is a poor structural fit. AWS Simple Workflow Service is in maintenance mode and AWS directs new workloads to Step Functions. Netflix Conductor and Flowable are credible engines but offer no capability that the four options below do not already represent, and adding them would broaden the comparison without changing its outcome.</w:t>
+        <w:t>Options that were considered and not carried forward are recorded for completeness. Apache Airflow is a scheduled data-pipeline orchestrator rather than a human-paced business process engine and is a poor structural fit. AWS Simple Workflow Service is in maintenance mode and AWS directs new workloads to Step Functions. Netflix Conductor and Flowable are credible engines but offer no capability that the four options below do not already represent, and adding them would broaden the comparison without changing</w:t>
+      </w:r>
+      <w:r>
+        <w:t xml:space="preserve"> its outcome.</w:t>
       </w:r>
     </w:p>
     <w:p>
@@ -5071,7 +5070,11 @@
         <w:t>Complete execution history</w:t>
       </w:r>
       <w:r>
-        <w:t xml:space="preserve"> — every state entry, exit, input, output, retry and failure is recorded and retrievable through the API and console, and can be delivered to CloudWatch Logs for long-term retention — the audit trail is a property of the service, not something the team has to build.</w:t>
+        <w:t xml:space="preserve"> — every state entry, exit, input, output, retry and failure is recorded and retrievable through the API and console, and can be delivered to CloudWatch </w:t>
+      </w:r>
+      <w:r>
+        <w:lastRenderedPageBreak/>
+        <w:t>Logs for long-term retention — the audit trail is a property of the service, not something the team has to build.</w:t>
       </w:r>
     </w:p>
     <w:p>
@@ -5120,7 +5123,6 @@
         <w:rPr>
           <w:b/>
         </w:rPr>
-        <w:lastRenderedPageBreak/>
         <w:t>Visual definition and monitoring</w:t>
       </w:r>
       <w:r>
@@ -5289,6 +5291,7 @@
         <w:rPr>
           <w:b/>
         </w:rPr>
+        <w:lastRenderedPageBreak/>
         <w:t>DMN decision tables</w:t>
       </w:r>
       <w:r>
@@ -5359,7 +5362,6 @@
         <w:rPr>
           <w:b/>
         </w:rPr>
-        <w:lastRenderedPageBreak/>
         <w:t>Deployment flexibility</w:t>
       </w:r>
       <w:r>
@@ -5570,6 +5572,7 @@
         <w:rPr>
           <w:b/>
         </w:rPr>
+        <w:lastRenderedPageBreak/>
         <w:t>Complete event history</w:t>
       </w:r>
       <w:r>
@@ -5618,7 +5621,6 @@
       </w:pPr>
       <w:bookmarkStart w:id="14" w:name="_Toc238140994"/>
       <w:r>
-        <w:lastRenderedPageBreak/>
         <w:t>Pricing Model</w:t>
       </w:r>
       <w:bookmarkEnd w:id="14"/>
@@ -5628,7 +5630,7 @@
         <w:pStyle w:val="Body"/>
       </w:pPr>
       <w:r>
-        <w:t xml:space="preserve">Temporal Cloud is billed on consumption: actions, where an action is a state-changing operation such as starting a workflow, scheduling an activity, sending a signal or firing a timer; active storage for retained workflow state; and retained history. Published list pricing starts at USD 50 per million actions, with self-service volume discounts down to USD 25 per million, plus storage, on top of a support-plan commitment for production use.</w:t>
+        <w:t>Temporal Cloud is billed on consumption: actions, where an action is a state-changing operation such as starting a workflow, scheduling an activity, sending a signal or firing a timer; active storage for retained workflow state; and retained history. Published list pricing starts at USD 50 per million actions, with self-service volume discounts down to USD 25 per million, plus storage, on top of a support-plan commitment for production use.</w:t>
       </w:r>
     </w:p>
     <w:p>
@@ -5670,23 +5672,7 @@
         <w:pStyle w:val="Body"/>
       </w:pPr>
       <w:r>
-        <w:t xml:space="preserve">This is not a hypothetical option. Its core — the TRANSITIONS map and validate_transition() function of the Claims Service — is what the eClaims proof of concept implements today, with event publication represented by a recorded notification (SAD Section 8, POC coverage), and it satisfies the Phase 1 requirement set.</w:t>
-      </w:r>
-      <w:proofErr w:type="spellStart"/>
-      <w:r>
-        <w:t xml:space="preserve"/>
-      </w:r>
-      <w:proofErr w:type="spellEnd"/>
-      <w:r>
-        <w:t xml:space="preserve"/>
-      </w:r>
-      <w:proofErr w:type="spellStart"/>
-      <w:r>
-        <w:t xml:space="preserve"/>
-      </w:r>
-      <w:proofErr w:type="spellEnd"/>
-      <w:r>
-        <w:t xml:space="preserve"> Including it in the comparison keeps the analysis honest: an engine has to earn its place against a baseline that already works.</w:t>
+        <w:t>This is not a hypothetical option. Its core — the TRANSITIONS map and validate_transition() function of the Claims Service — is what the eClaims proof of concept implements today, with event publication represented by a recorded notification (SAD Section 8, POC coverage), and it satisfies the Phase 1 requirement set. Including it in the comparison keeps the analysis honest: an engine has to earn its place against a baseline that already works.</w:t>
       </w:r>
     </w:p>
     <w:p>
@@ -5791,6 +5777,7 @@
         <w:rPr>
           <w:b/>
         </w:rPr>
+        <w:lastRenderedPageBreak/>
         <w:t>Event emission preserved</w:t>
       </w:r>
       <w:r>
@@ -5805,7 +5792,6 @@
         <w:t xml:space="preserve">Its limits are equally clear and are what the scoring reflects. There is no durable timer, so “escalate if the survey has not been submitted in 48 hours” requires a scheduler and a table of pending deadlines. There is no execution history beyond what the team writes into an audit table. Retry, timeout and compensation logic for the multi-step, multi-system paths — payment, external policy verification — must be hand-written and hand-tested. Parallel branches and their </w:t>
       </w:r>
       <w:r>
-        <w:lastRenderedPageBreak/>
         <w:t>joins have to be modelled manually. Each of these is a well-understood engineering task, and each is a piece of orchestration infrastructure that a managed engine supplies and the team would otherwise maintain for the life of the platform.</w:t>
       </w:r>
     </w:p>
@@ -5837,10 +5823,76 @@
     </w:p>
     <w:p>
       <w:pPr>
+        <w:pStyle w:val="Body"/>
+      </w:pPr>
+    </w:p>
+    <w:p>
+      <w:pPr>
+        <w:pStyle w:val="Body"/>
+      </w:pPr>
+    </w:p>
+    <w:p>
+      <w:pPr>
+        <w:pStyle w:val="Body"/>
+      </w:pPr>
+    </w:p>
+    <w:p>
+      <w:pPr>
+        <w:pStyle w:val="Body"/>
+      </w:pPr>
+    </w:p>
+    <w:p>
+      <w:pPr>
+        <w:pStyle w:val="Body"/>
+      </w:pPr>
+    </w:p>
+    <w:p>
+      <w:pPr>
+        <w:pStyle w:val="Body"/>
+      </w:pPr>
+    </w:p>
+    <w:p>
+      <w:pPr>
+        <w:pStyle w:val="Body"/>
+      </w:pPr>
+    </w:p>
+    <w:p>
+      <w:pPr>
+        <w:pStyle w:val="Body"/>
+      </w:pPr>
+    </w:p>
+    <w:p>
+      <w:pPr>
+        <w:pStyle w:val="Body"/>
+      </w:pPr>
+    </w:p>
+    <w:p>
+      <w:pPr>
+        <w:pStyle w:val="Body"/>
+      </w:pPr>
+    </w:p>
+    <w:p>
+      <w:pPr>
+        <w:pStyle w:val="Body"/>
+      </w:pPr>
+    </w:p>
+    <w:p>
+      <w:pPr>
+        <w:pStyle w:val="Body"/>
+      </w:pPr>
+    </w:p>
+    <w:p>
+      <w:pPr>
+        <w:pStyle w:val="Body"/>
+      </w:pPr>
+    </w:p>
+    <w:p>
+      <w:pPr>
         <w:pStyle w:val="Heading1"/>
       </w:pPr>
       <w:bookmarkStart w:id="18" w:name="_Toc238140998"/>
       <w:r>
+        <w:lastRenderedPageBreak/>
         <w:t>Comparison Analysis</w:t>
       </w:r>
       <w:bookmarkEnd w:id="18"/>
@@ -6369,7 +6421,6 @@
               <w:pStyle w:val="NoSpacing"/>
             </w:pPr>
             <w:r>
-              <w:lastRenderedPageBreak/>
               <w:t xml:space="preserve">Python / </w:t>
             </w:r>
             <w:proofErr w:type="spellStart"/>
@@ -6694,7 +6745,10 @@
         <w:pStyle w:val="Body"/>
       </w:pPr>
       <w:r>
-        <w:t>Three attributes carry the top weight of 15 because failing any one of them would disqualify an option outright: a claim that cannot be held open for weeks, a lifecycle that cannot be driven by human decisions, or a decision that cannot be evidenced after the fact would each defeat the purpose of the platform. Deployment flexibility and cost carry 5 not because they are unimportant, but because the SAD records an accepted assumption that AWS is the cloud provider, and because the cost difference between the options is small relative to the overall platform run cost.</w:t>
+        <w:t>Three attributes carry the top weight of 15 because failing any one of them would disqualify an option outright: a claim that cannot be held open for weeks, a lifecycle that cannot be driven by human decisions, or a decision that cannot be evidenced after the fact would each defeat the purpose of the platform. Deployment flexibility and cost carry 5 not because they are unimportant, but because the SAD records an accepted assumption that AWS is the cloud provider, and because the cost difference between the</w:t>
+      </w:r>
+      <w:r>
+        <w:t xml:space="preserve"> options is small relative to the overall platform run cost.</w:t>
       </w:r>
     </w:p>
     <w:p>
@@ -7878,7 +7932,6 @@
               <w:pStyle w:val="NoSpacing"/>
             </w:pPr>
             <w:r>
-              <w:lastRenderedPageBreak/>
               <w:t>Deployment flexibility (cloud and on-premise)</w:t>
             </w:r>
           </w:p>
@@ -8240,7 +8293,11 @@
         <w:pStyle w:val="Body"/>
       </w:pPr>
       <w:r>
-        <w:t xml:space="preserve">The result is not one-sided, and the losses matter. Step Functions scores lowest of all four options on deployment flexibility, because it cannot run on-premise at all. It is beaten by Camunda on human task and approval support, one of the three most heavily weighted requirements in the matrix, and by both Camunda and Temporal on the expressiveness of the workflow definition. Camunda wins outright on human tasks, shares the top score on deployment flexibility with the in-service state machine, and its 3.55 total reflects operational and integration cost rather than any functional shortfall. The in-service state machine at 3.25 is the weakest on orchestration capability while remaining the strongest on cost and expressive freedom.</w:t>
+        <w:lastRenderedPageBreak/>
+        <w:t xml:space="preserve">The result is not one-sided, and the losses matter. Step Functions scores lowest of all four options on deployment flexibility, because it cannot run on-premise at all. It is beaten by Camunda on human task and approval support, one of the three most heavily weighted requirements in the matrix, and by both Camunda and Temporal on the expressiveness of the workflow definition. Camunda wins outright on human tasks, shares the top score on deployment flexibility with the in-service state machine, and its 3.55 </w:t>
+      </w:r>
+      <w:r>
+        <w:t>total reflects operational and integration cost rather than any functional shortfall. The in-service state machine at 3.25 is the weakest on orchestration capability while remaining the strongest on cost and expressive freedom.</w:t>
       </w:r>
     </w:p>
     <w:p>
@@ -9037,7 +9094,6 @@
               <w:pStyle w:val="NoSpacing"/>
             </w:pPr>
             <w:r>
-              <w:lastRenderedPageBreak/>
               <w:t>Complete execution history</w:t>
             </w:r>
           </w:p>
@@ -9738,6 +9794,7 @@
               <w:pStyle w:val="NoSpacing"/>
             </w:pPr>
             <w:r>
+              <w:lastRenderedPageBreak/>
               <w:t>On-premise deployment</w:t>
             </w:r>
           </w:p>
@@ -10136,13 +10193,8 @@
         <w:pStyle w:val="Body"/>
       </w:pPr>
       <w:r>
-        <w:t xml:space="preserve">Read across the rows, the trade-off is explicit. Step Functions is the only engine that adds no infrastructure and integrates natively with the AWS services eClaims already uses, and the only option that cannot be deployed on-premise.</w:t>
-      </w:r>
-      <w:proofErr w:type="spellStart"/>
-      <w:r>
-        <w:t xml:space="preserve"/>
-      </w:r>
-      <w:proofErr w:type="spellEnd"/>
+        <w:t>Read across the rows, the trade-off is explicit. Step Functions is the only engine that adds no infrastructure and integrates natively with the AWS services eClaims already uses, and the only option that cannot be deployed on-premise.</w:t>
+      </w:r>
       <w:r>
         <w:t xml:space="preserve"> Camunda is the only option that supplies a task inbox and a business-readable process model. The in-service state machine is the only option that keeps claim state transactional with claim data, and the only one with no orchestration capability to fall back on when the process grows more complex.</w:t>
       </w:r>
@@ -10216,7 +10268,6 @@
               <w:rPr>
                 <w:b/>
               </w:rPr>
-              <w:lastRenderedPageBreak/>
               <w:t>Option</w:t>
             </w:r>
           </w:p>
@@ -10472,7 +10523,7 @@
               <w:pStyle w:val="NoSpacing"/>
             </w:pPr>
             <w:r>
-              <w:t xml:space="preserve">≈ USD 1,000–2,000 and above</w:t>
+              <w:t>≈ USD 1,000–2,000 and above</w:t>
             </w:r>
           </w:p>
         </w:tc>
@@ -10491,7 +10542,7 @@
               <w:pStyle w:val="NoSpacing"/>
             </w:pPr>
             <w:r>
-              <w:t xml:space="preserve">Approximately 40 million actions per month at USD 25 to 50 per million (list price USD 50; volume discounts down to USD 25), plus retained state storage and a production support plan (Business support is the greater of USD 500 a month or 10% of usage)</w:t>
+              <w:t>Approximately 40 million actions per month at USD 25 to 50 per million (list price USD 50; volume discounts down to USD 25), plus retained state storage and a production support plan (Business support is the greater of USD 500 a month or 10% of usage)</w:t>
             </w:r>
           </w:p>
         </w:tc>
@@ -10594,10 +10645,81 @@
     </w:p>
     <w:p>
       <w:pPr>
+        <w:pStyle w:val="Body"/>
+      </w:pPr>
+    </w:p>
+    <w:p>
+      <w:pPr>
+        <w:pStyle w:val="Body"/>
+      </w:pPr>
+    </w:p>
+    <w:p>
+      <w:pPr>
+        <w:pStyle w:val="Body"/>
+      </w:pPr>
+    </w:p>
+    <w:p>
+      <w:pPr>
+        <w:pStyle w:val="Body"/>
+      </w:pPr>
+    </w:p>
+    <w:p>
+      <w:pPr>
+        <w:pStyle w:val="Body"/>
+      </w:pPr>
+    </w:p>
+    <w:p>
+      <w:pPr>
+        <w:pStyle w:val="Body"/>
+      </w:pPr>
+    </w:p>
+    <w:p>
+      <w:pPr>
+        <w:pStyle w:val="Body"/>
+      </w:pPr>
+    </w:p>
+    <w:p>
+      <w:pPr>
+        <w:pStyle w:val="Body"/>
+      </w:pPr>
+    </w:p>
+    <w:p>
+      <w:pPr>
+        <w:pStyle w:val="Body"/>
+      </w:pPr>
+    </w:p>
+    <w:p>
+      <w:pPr>
+        <w:pStyle w:val="Body"/>
+      </w:pPr>
+    </w:p>
+    <w:p>
+      <w:pPr>
+        <w:pStyle w:val="Body"/>
+      </w:pPr>
+    </w:p>
+    <w:p>
+      <w:pPr>
+        <w:pStyle w:val="Body"/>
+      </w:pPr>
+    </w:p>
+    <w:p>
+      <w:pPr>
+        <w:pStyle w:val="Body"/>
+      </w:pPr>
+    </w:p>
+    <w:p>
+      <w:pPr>
+        <w:pStyle w:val="Body"/>
+      </w:pPr>
+    </w:p>
+    <w:p>
+      <w:pPr>
         <w:pStyle w:val="Heading1"/>
       </w:pPr>
       <w:bookmarkStart w:id="23" w:name="_Toc238141003"/>
       <w:r>
+        <w:lastRenderedPageBreak/>
         <w:t>Recommendation</w:t>
       </w:r>
       <w:bookmarkEnd w:id="23"/>
@@ -10623,10 +10745,12 @@
         <w:pStyle w:val="Body"/>
       </w:pPr>
       <w:r>
-        <w:t xml:space="preserve">The recommendation follows the analysis in Section 4. Step Functions scores highest at 4.35 out of 5, and it is strongest on precisely the attributes that carry the most weight: it holds a claim's state durably for the weeks a claim stays open, it records a complete execution history that satisfies the audit and non-repudiation requirement without the team building an audit mechanism, and it provides declarative retry, timeout and error handling that answers the self-healing NFR directly. Being a managed service, it introduces no infrastructure to size, patch or </w:t>
-      </w:r>
-      <w:r>
-        <w:lastRenderedPageBreak/>
+        <w:t>The recommendation follows the analysis in Section 4. Step Functions scores highest at 4.35 out of 5, and it is strongest on precisely the attributes that carry the most weight: it holds a claim's state durably for the weeks a claim stays open, it records a complete execution history that satisfies the audit and non-repudiation requirement without the team building an audit mechanism, and it provides declarative retry, timeout and error handling that answers the self-healing NFR directly. Being a managed se</w:t>
+      </w:r>
+      <w:r>
+        <w:t xml:space="preserve">rvice, it introduces no infrastructure to size, patch or </w:t>
+      </w:r>
+      <w:r>
         <w:t xml:space="preserve">cluster — material for a platform that must run 24×7 with a lean operations team — and it integrates natively with the </w:t>
       </w:r>
       <w:proofErr w:type="spellStart"/>
@@ -10699,7 +10823,8 @@
         <w:pStyle w:val="Body"/>
       </w:pPr>
       <w:r>
-        <w:t xml:space="preserve">For Phase 1 the proof of concept continues to run the in-service state machine, consistent with the POC coverage note in SAD Section 8, which maps each target component to its POC stand-in. The migration to Step Functions is a production-architecture activity, and the in-service transition table remains the specification of the lifecycle that the state machine will encode.</w:t>
+        <w:lastRenderedPageBreak/>
+        <w:t>For Phase 1 the proof of concept continues to run the in-service state machine, consistent with the POC coverage note in SAD Section 8, which maps each target component to its POC stand-in. The migration to Step Functions is a production-architecture activity, and the in-service transition table remains the specification of the lifecycle that the state machine will encode.</w:t>
       </w:r>
     </w:p>
     <w:p>
@@ -10737,14 +10862,6 @@
       <w:r>
         <w:t xml:space="preserve"> — YCompany will adopt AWS as its cloud provider (SAD Section 10, Assumption 1). The on-premise deployment profile in SAD Section 4 keeps the on-premise option open, with Camunda as the orchestration fallback named in Section 5.</w:t>
       </w:r>
-      <w:proofErr w:type="spellStart"/>
-      <w:r>
-        <w:t xml:space="preserve"/>
-      </w:r>
-      <w:proofErr w:type="spellEnd"/>
-      <w:r>
-        <w:t xml:space="preserve"/>
-      </w:r>
     </w:p>
     <w:p>
       <w:pPr>
@@ -10784,7 +10901,6 @@
         <w:rPr>
           <w:b/>
         </w:rPr>
-        <w:lastRenderedPageBreak/>
         <w:t>Claim duration inside the execution limit</w:t>
       </w:r>
       <w:r>
@@ -10915,13 +11031,20 @@
         <w:t xml:space="preserve"> — the delivery team is competent in Python and AWS and can absorb Amazon States Language with focused ramp-up; no existing Camunda or Temporal capability is assumed.</w:t>
       </w:r>
     </w:p>
+    <w:p/>
+    <w:p/>
+    <w:p/>
     <w:p>
       <w:pPr>
         <w:pStyle w:val="Heading1"/>
       </w:pPr>
       <w:bookmarkStart w:id="25" w:name="_Toc238141005"/>
       <w:r>
-        <w:t>Risks</w:t>
+        <w:lastRenderedPageBreak/>
+        <w:t>R</w:t>
+      </w:r>
+      <w:r>
+        <w:t>isks</w:t>
       </w:r>
       <w:bookmarkEnd w:id="25"/>
     </w:p>
@@ -11240,7 +11363,6 @@
               <w:pStyle w:val="NoSpacing"/>
             </w:pPr>
             <w:r>
-              <w:lastRenderedPageBreak/>
               <w:t>R3</w:t>
             </w:r>
           </w:p>
@@ -11500,6 +11622,7 @@
               <w:pStyle w:val="NoSpacing"/>
             </w:pPr>
             <w:r>
+              <w:lastRenderedPageBreak/>
               <w:t>R6</w:t>
             </w:r>
           </w:p>
@@ -11645,12 +11768,29 @@
       </w:tr>
     </w:tbl>
     <w:p/>
+    <w:p/>
+    <w:p/>
+    <w:p/>
+    <w:p/>
+    <w:p/>
+    <w:p/>
+    <w:p/>
+    <w:p/>
+    <w:p/>
+    <w:p/>
+    <w:p/>
+    <w:p/>
+    <w:p/>
+    <w:p/>
+    <w:p/>
+    <w:p/>
     <w:p>
       <w:pPr>
         <w:pStyle w:val="Heading1"/>
       </w:pPr>
       <w:bookmarkStart w:id="26" w:name="_Toc238141006"/>
       <w:r>
+        <w:lastRenderedPageBreak/>
         <w:t>Appendix</w:t>
       </w:r>
       <w:bookmarkEnd w:id="26"/>
@@ -11683,12 +11823,11 @@
       </w:pPr>
       <w:proofErr w:type="spellStart"/>
       <w:r>
-        <w:lastRenderedPageBreak/>
-        <w:t xml:space="preserve">eClaims Solution Approach Document (SAD) v1.1 — docs/sad/solution-approach-document.md</w:t>
+        <w:t>eClaims</w:t>
       </w:r>
       <w:proofErr w:type="spellEnd"/>
       <w:r>
-        <w:t xml:space="preserve"/>
+        <w:t xml:space="preserve"> Solution Approach Document (SAD) v1.1 — docs/sad/solution-approach-document.md</w:t>
       </w:r>
     </w:p>
     <w:p>
@@ -11964,6 +12103,7 @@
         <w:pStyle w:val="Body"/>
       </w:pPr>
       <w:r>
+        <w:lastRenderedPageBreak/>
         <w:t>Two limitations should be read alongside the result. A weighted average compresses capability differences, so Section 4.3 records native support separately — a score of 3 for a capability that is absent but buildable is not the same thing as a 3 for one that is present but awkward. And the scores are informed engineering judgement against documented product capability, not measurements from a benchmark or a pilot implementation.</w:t>
       </w:r>
     </w:p>
@@ -11984,7 +12124,7 @@
 </file>
 
 <file path=word/endnotes.xml><?xml version="1.0" encoding="utf-8"?>
-<w:endnotes xmlns:wpc="http://schemas.microsoft.com/office/word/2010/wordprocessingCanvas" xmlns:cx="http://schemas.microsoft.com/office/drawing/2014/chartex" xmlns:cx1="http://schemas.microsoft.com/office/drawing/2015/9/8/chartex" xmlns:cx2="http://schemas.microsoft.com/office/drawing/2015/10/21/chartex" xmlns:cx3="http://schemas.microsoft.com/office/drawing/2016/5/9/chartex" xmlns:cx4="http://schemas.microsoft.com/office/drawing/2016/5/10/chartex" xmlns:cx5="http://schemas.microsoft.com/office/drawing/2016/5/11/chartex" xmlns:cx6="http://schemas.microsoft.com/office/drawing/2016/5/12/chartex" xmlns:cx7="http://schemas.microsoft.com/office/drawing/2016/5/13/chartex" xmlns:cx8="http://schemas.microsoft.com/office/drawing/2016/5/14/chartex" xmlns:mc="http://schemas.openxmlformats.org/markup-compatibility/2006" xmlns:aink="http://schemas.microsoft.com/office/drawing/2016/ink" xmlns:am3d="http://schemas.microsoft.com/office/drawing/2017/model3d" xmlns:o="urn:schemas-microsoft-com:office:office" xmlns:oel="http://schemas.microsoft.com/office/2019/extlst" xmlns:r="http://schemas.openxmlformats.org/officeDocument/2006/relationships" xmlns:m="http://schemas.openxmlformats.org/officeDocument/2006/math" xmlns:v="urn:schemas-microsoft-com:vml" xmlns:wp14="http://schemas.microsoft.com/office/word/2010/wordprocessingDrawing" xmlns:wp="http://schemas.openxmlformats.org/drawingml/2006/wordprocessingDrawing" xmlns:w10="urn:schemas-microsoft-com:office:word" xmlns:w="http://schemas.openxmlformats.org/wordprocessingml/2006/main" xmlns:w14="http://schemas.microsoft.com/office/word/2010/wordml" xmlns:w15="http://schemas.microsoft.com/office/word/2012/wordml" xmlns:w16cei="http://schemas.microsoft.com/office/word/2026/wordml/cei" xmlns:w16cex="http://schemas.microsoft.com/office/word/2018/wordml/cex" xmlns:w16cid="http://schemas.microsoft.com/office/word/2016/wordml/cid" xmlns:w16="http://schemas.microsoft.com/office/word/2018/wordml" xmlns:w16du="http://schemas.microsoft.com/office/word/2023/wordml/word16du" xmlns:w16sdtdh="http://schemas.microsoft.com/office/word/2020/wordml/sdtdatahash" xmlns:w16sdtfl="http://schemas.microsoft.com/office/word/2024/wordml/sdtformatlock" xmlns:w16se="http://schemas.microsoft.com/office/word/2015/wordml/symex" xmlns:wpg="http://schemas.microsoft.com/office/word/2010/wordprocessingGroup" xmlns:wpi="http://schemas.microsoft.com/office/word/2010/wordprocessingInk" xmlns:wne="http://schemas.microsoft.com/office/word/2006/wordml" xmlns:wps="http://schemas.microsoft.com/office/word/2010/wordprocessingShape" mc:Ignorable="w14 w15 w16se w16cid w16 w16cex w16sdtdh w16sdtfl w16du wp14">
+<w:endnotes xmlns:wpc="http://schemas.microsoft.com/office/word/2010/wordprocessingCanvas" xmlns:cx="http://schemas.microsoft.com/office/drawing/2014/chartex" xmlns:cx1="http://schemas.microsoft.com/office/drawing/2015/9/8/chartex" xmlns:cx2="http://schemas.microsoft.com/office/drawing/2015/10/21/chartex" xmlns:cx3="http://schemas.microsoft.com/office/drawing/2016/5/9/chartex" xmlns:cx4="http://schemas.microsoft.com/office/drawing/2016/5/10/chartex" xmlns:cx5="http://schemas.microsoft.com/office/drawing/2016/5/11/chartex" xmlns:cx6="http://schemas.microsoft.com/office/drawing/2016/5/12/chartex" xmlns:cx7="http://schemas.microsoft.com/office/drawing/2016/5/13/chartex" xmlns:cx8="http://schemas.microsoft.com/office/drawing/2016/5/14/chartex" xmlns:mc="http://schemas.openxmlformats.org/markup-compatibility/2006" xmlns:aink="http://schemas.microsoft.com/office/drawing/2016/ink" xmlns:am3d="http://schemas.microsoft.com/office/drawing/2017/model3d" xmlns:o="urn:schemas-microsoft-com:office:office" xmlns:oel="http://schemas.microsoft.com/office/2019/extlst" xmlns:r="http://schemas.openxmlformats.org/officeDocument/2006/relationships" xmlns:m="http://schemas.openxmlformats.org/officeDocument/2006/math" xmlns:v="urn:schemas-microsoft-com:vml" xmlns:wp14="http://schemas.microsoft.com/office/word/2010/wordprocessingDrawing" xmlns:wp="http://schemas.openxmlformats.org/drawingml/2006/wordprocessingDrawing" xmlns:w10="urn:schemas-microsoft-com:office:word" xmlns:w="http://schemas.openxmlformats.org/wordprocessingml/2006/main" xmlns:w14="http://schemas.microsoft.com/office/word/2010/wordml" xmlns:w15="http://schemas.microsoft.com/office/word/2012/wordml" xmlns:w16cex="http://schemas.microsoft.com/office/word/2018/wordml/cex" xmlns:w16cid="http://schemas.microsoft.com/office/word/2016/wordml/cid" xmlns:w16="http://schemas.microsoft.com/office/word/2018/wordml" xmlns:w16du="http://schemas.microsoft.com/office/word/2023/wordml/word16du" xmlns:w16sdtdh="http://schemas.microsoft.com/office/word/2020/wordml/sdtdatahash" xmlns:w16sdtfl="http://schemas.microsoft.com/office/word/2024/wordml/sdtformatlock" xmlns:w16se="http://schemas.microsoft.com/office/word/2015/wordml/symex" xmlns:wpg="http://schemas.microsoft.com/office/word/2010/wordprocessingGroup" xmlns:wpi="http://schemas.microsoft.com/office/word/2010/wordprocessingInk" xmlns:wne="http://schemas.microsoft.com/office/word/2006/wordml" xmlns:wps="http://schemas.microsoft.com/office/word/2010/wordprocessingShape" mc:Ignorable="w14 w15 w16se w16cid w16 w16cex w16sdtdh w16sdtfl w16du wp14">
   <w:endnote w:type="separator" w:id="-1">
     <w:p>
       <w:pPr>
@@ -12009,7 +12149,7 @@
 </file>
 
 <file path=word/footer1.xml><?xml version="1.0" encoding="utf-8"?>
-<w:ftr xmlns:wpc="http://schemas.microsoft.com/office/word/2010/wordprocessingCanvas" xmlns:cx="http://schemas.microsoft.com/office/drawing/2014/chartex" xmlns:cx1="http://schemas.microsoft.com/office/drawing/2015/9/8/chartex" xmlns:cx2="http://schemas.microsoft.com/office/drawing/2015/10/21/chartex" xmlns:cx3="http://schemas.microsoft.com/office/drawing/2016/5/9/chartex" xmlns:cx4="http://schemas.microsoft.com/office/drawing/2016/5/10/chartex" xmlns:cx5="http://schemas.microsoft.com/office/drawing/2016/5/11/chartex" xmlns:cx6="http://schemas.microsoft.com/office/drawing/2016/5/12/chartex" xmlns:cx7="http://schemas.microsoft.com/office/drawing/2016/5/13/chartex" xmlns:cx8="http://schemas.microsoft.com/office/drawing/2016/5/14/chartex" xmlns:mc="http://schemas.openxmlformats.org/markup-compatibility/2006" xmlns:aink="http://schemas.microsoft.com/office/drawing/2016/ink" xmlns:am3d="http://schemas.microsoft.com/office/drawing/2017/model3d" xmlns:o="urn:schemas-microsoft-com:office:office" xmlns:oel="http://schemas.microsoft.com/office/2019/extlst" xmlns:r="http://schemas.openxmlformats.org/officeDocument/2006/relationships" xmlns:m="http://schemas.openxmlformats.org/officeDocument/2006/math" xmlns:v="urn:schemas-microsoft-com:vml" xmlns:wp14="http://schemas.microsoft.com/office/word/2010/wordprocessingDrawing" xmlns:wp="http://schemas.openxmlformats.org/drawingml/2006/wordprocessingDrawing" xmlns:w10="urn:schemas-microsoft-com:office:word" xmlns:w="http://schemas.openxmlformats.org/wordprocessingml/2006/main" xmlns:w14="http://schemas.microsoft.com/office/word/2010/wordml" xmlns:w15="http://schemas.microsoft.com/office/word/2012/wordml" xmlns:w16cei="http://schemas.microsoft.com/office/word/2026/wordml/cei" xmlns:w16cex="http://schemas.microsoft.com/office/word/2018/wordml/cex" xmlns:w16cid="http://schemas.microsoft.com/office/word/2016/wordml/cid" xmlns:w16="http://schemas.microsoft.com/office/word/2018/wordml" xmlns:w16du="http://schemas.microsoft.com/office/word/2023/wordml/word16du" xmlns:w16sdtdh="http://schemas.microsoft.com/office/word/2020/wordml/sdtdatahash" xmlns:w16sdtfl="http://schemas.microsoft.com/office/word/2024/wordml/sdtformatlock" xmlns:w16se="http://schemas.microsoft.com/office/word/2015/wordml/symex" xmlns:wpg="http://schemas.microsoft.com/office/word/2010/wordprocessingGroup" xmlns:wpi="http://schemas.microsoft.com/office/word/2010/wordprocessingInk" xmlns:wne="http://schemas.microsoft.com/office/word/2006/wordml" xmlns:wps="http://schemas.microsoft.com/office/word/2010/wordprocessingShape" mc:Ignorable="w14 w15 w16se w16cid w16 w16cex w16sdtdh w16sdtfl w16du wp14">
+<w:ftr xmlns:wpc="http://schemas.microsoft.com/office/word/2010/wordprocessingCanvas" xmlns:cx="http://schemas.microsoft.com/office/drawing/2014/chartex" xmlns:cx1="http://schemas.microsoft.com/office/drawing/2015/9/8/chartex" xmlns:cx2="http://schemas.microsoft.com/office/drawing/2015/10/21/chartex" xmlns:cx3="http://schemas.microsoft.com/office/drawing/2016/5/9/chartex" xmlns:cx4="http://schemas.microsoft.com/office/drawing/2016/5/10/chartex" xmlns:cx5="http://schemas.microsoft.com/office/drawing/2016/5/11/chartex" xmlns:cx6="http://schemas.microsoft.com/office/drawing/2016/5/12/chartex" xmlns:cx7="http://schemas.microsoft.com/office/drawing/2016/5/13/chartex" xmlns:cx8="http://schemas.microsoft.com/office/drawing/2016/5/14/chartex" xmlns:mc="http://schemas.openxmlformats.org/markup-compatibility/2006" xmlns:aink="http://schemas.microsoft.com/office/drawing/2016/ink" xmlns:am3d="http://schemas.microsoft.com/office/drawing/2017/model3d" xmlns:o="urn:schemas-microsoft-com:office:office" xmlns:oel="http://schemas.microsoft.com/office/2019/extlst" xmlns:r="http://schemas.openxmlformats.org/officeDocument/2006/relationships" xmlns:m="http://schemas.openxmlformats.org/officeDocument/2006/math" xmlns:v="urn:schemas-microsoft-com:vml" xmlns:wp14="http://schemas.microsoft.com/office/word/2010/wordprocessingDrawing" xmlns:wp="http://schemas.openxmlformats.org/drawingml/2006/wordprocessingDrawing" xmlns:w10="urn:schemas-microsoft-com:office:word" xmlns:w="http://schemas.openxmlformats.org/wordprocessingml/2006/main" xmlns:w14="http://schemas.microsoft.com/office/word/2010/wordml" xmlns:w15="http://schemas.microsoft.com/office/word/2012/wordml" xmlns:w16cex="http://schemas.microsoft.com/office/word/2018/wordml/cex" xmlns:w16cid="http://schemas.microsoft.com/office/word/2016/wordml/cid" xmlns:w16="http://schemas.microsoft.com/office/word/2018/wordml" xmlns:w16du="http://schemas.microsoft.com/office/word/2023/wordml/word16du" xmlns:w16sdtdh="http://schemas.microsoft.com/office/word/2020/wordml/sdtdatahash" xmlns:w16sdtfl="http://schemas.microsoft.com/office/word/2024/wordml/sdtformatlock" xmlns:w16se="http://schemas.microsoft.com/office/word/2015/wordml/symex" xmlns:wpg="http://schemas.microsoft.com/office/word/2010/wordprocessingGroup" xmlns:wpi="http://schemas.microsoft.com/office/word/2010/wordprocessingInk" xmlns:wne="http://schemas.microsoft.com/office/word/2006/wordml" xmlns:wps="http://schemas.microsoft.com/office/word/2010/wordprocessingShape" mc:Ignorable="w14 w15 w16se w16cid w16 w16cex w16sdtdh w16sdtfl w16du wp14">
   <w:p>
     <w:pPr>
       <w:pStyle w:val="Footer"/>
@@ -12019,7 +12159,7 @@
 </file>
 
 <file path=word/footer2.xml><?xml version="1.0" encoding="utf-8"?>
-<w:ftr xmlns:wpc="http://schemas.microsoft.com/office/word/2010/wordprocessingCanvas" xmlns:cx="http://schemas.microsoft.com/office/drawing/2014/chartex" xmlns:cx1="http://schemas.microsoft.com/office/drawing/2015/9/8/chartex" xmlns:cx2="http://schemas.microsoft.com/office/drawing/2015/10/21/chartex" xmlns:cx3="http://schemas.microsoft.com/office/drawing/2016/5/9/chartex" xmlns:cx4="http://schemas.microsoft.com/office/drawing/2016/5/10/chartex" xmlns:cx5="http://schemas.microsoft.com/office/drawing/2016/5/11/chartex" xmlns:cx6="http://schemas.microsoft.com/office/drawing/2016/5/12/chartex" xmlns:cx7="http://schemas.microsoft.com/office/drawing/2016/5/13/chartex" xmlns:cx8="http://schemas.microsoft.com/office/drawing/2016/5/14/chartex" xmlns:mc="http://schemas.openxmlformats.org/markup-compatibility/2006" xmlns:aink="http://schemas.microsoft.com/office/drawing/2016/ink" xmlns:am3d="http://schemas.microsoft.com/office/drawing/2017/model3d" xmlns:o="urn:schemas-microsoft-com:office:office" xmlns:oel="http://schemas.microsoft.com/office/2019/extlst" xmlns:r="http://schemas.openxmlformats.org/officeDocument/2006/relationships" xmlns:m="http://schemas.openxmlformats.org/officeDocument/2006/math" xmlns:v="urn:schemas-microsoft-com:vml" xmlns:wp14="http://schemas.microsoft.com/office/word/2010/wordprocessingDrawing" xmlns:wp="http://schemas.openxmlformats.org/drawingml/2006/wordprocessingDrawing" xmlns:w10="urn:schemas-microsoft-com:office:word" xmlns:w="http://schemas.openxmlformats.org/wordprocessingml/2006/main" xmlns:w14="http://schemas.microsoft.com/office/word/2010/wordml" xmlns:w15="http://schemas.microsoft.com/office/word/2012/wordml" xmlns:w16cei="http://schemas.microsoft.com/office/word/2026/wordml/cei" xmlns:w16cex="http://schemas.microsoft.com/office/word/2018/wordml/cex" xmlns:w16cid="http://schemas.microsoft.com/office/word/2016/wordml/cid" xmlns:w16="http://schemas.microsoft.com/office/word/2018/wordml" xmlns:w16du="http://schemas.microsoft.com/office/word/2023/wordml/word16du" xmlns:w16sdtdh="http://schemas.microsoft.com/office/word/2020/wordml/sdtdatahash" xmlns:w16sdtfl="http://schemas.microsoft.com/office/word/2024/wordml/sdtformatlock" xmlns:w16se="http://schemas.microsoft.com/office/word/2015/wordml/symex" xmlns:wpg="http://schemas.microsoft.com/office/word/2010/wordprocessingGroup" xmlns:wpi="http://schemas.microsoft.com/office/word/2010/wordprocessingInk" xmlns:wne="http://schemas.microsoft.com/office/word/2006/wordml" xmlns:wps="http://schemas.microsoft.com/office/word/2010/wordprocessingShape" mc:Ignorable="w14 w15 w16se w16cid w16 w16cex w16sdtdh w16sdtfl w16du wp14">
+<w:ftr xmlns:wpc="http://schemas.microsoft.com/office/word/2010/wordprocessingCanvas" xmlns:cx="http://schemas.microsoft.com/office/drawing/2014/chartex" xmlns:cx1="http://schemas.microsoft.com/office/drawing/2015/9/8/chartex" xmlns:cx2="http://schemas.microsoft.com/office/drawing/2015/10/21/chartex" xmlns:cx3="http://schemas.microsoft.com/office/drawing/2016/5/9/chartex" xmlns:cx4="http://schemas.microsoft.com/office/drawing/2016/5/10/chartex" xmlns:cx5="http://schemas.microsoft.com/office/drawing/2016/5/11/chartex" xmlns:cx6="http://schemas.microsoft.com/office/drawing/2016/5/12/chartex" xmlns:cx7="http://schemas.microsoft.com/office/drawing/2016/5/13/chartex" xmlns:cx8="http://schemas.microsoft.com/office/drawing/2016/5/14/chartex" xmlns:mc="http://schemas.openxmlformats.org/markup-compatibility/2006" xmlns:aink="http://schemas.microsoft.com/office/drawing/2016/ink" xmlns:am3d="http://schemas.microsoft.com/office/drawing/2017/model3d" xmlns:o="urn:schemas-microsoft-com:office:office" xmlns:oel="http://schemas.microsoft.com/office/2019/extlst" xmlns:r="http://schemas.openxmlformats.org/officeDocument/2006/relationships" xmlns:m="http://schemas.openxmlformats.org/officeDocument/2006/math" xmlns:v="urn:schemas-microsoft-com:vml" xmlns:wp14="http://schemas.microsoft.com/office/word/2010/wordprocessingDrawing" xmlns:wp="http://schemas.openxmlformats.org/drawingml/2006/wordprocessingDrawing" xmlns:w10="urn:schemas-microsoft-com:office:word" xmlns:w="http://schemas.openxmlformats.org/wordprocessingml/2006/main" xmlns:w14="http://schemas.microsoft.com/office/word/2010/wordml" xmlns:w15="http://schemas.microsoft.com/office/word/2012/wordml" xmlns:w16cex="http://schemas.microsoft.com/office/word/2018/wordml/cex" xmlns:w16cid="http://schemas.microsoft.com/office/word/2016/wordml/cid" xmlns:w16="http://schemas.microsoft.com/office/word/2018/wordml" xmlns:w16du="http://schemas.microsoft.com/office/word/2023/wordml/word16du" xmlns:w16sdtdh="http://schemas.microsoft.com/office/word/2020/wordml/sdtdatahash" xmlns:w16sdtfl="http://schemas.microsoft.com/office/word/2024/wordml/sdtformatlock" xmlns:w16se="http://schemas.microsoft.com/office/word/2015/wordml/symex" xmlns:wpg="http://schemas.microsoft.com/office/word/2010/wordprocessingGroup" xmlns:wpi="http://schemas.microsoft.com/office/word/2010/wordprocessingInk" xmlns:wne="http://schemas.microsoft.com/office/word/2006/wordml" xmlns:wps="http://schemas.microsoft.com/office/word/2010/wordprocessingShape" mc:Ignorable="w14 w15 w16se w16cid w16 w16cex w16sdtdh w16sdtfl w16du wp14">
   <w:p>
     <w:pPr>
       <w:pStyle w:val="Footer"/>
@@ -12238,7 +12378,7 @@
             </wp:anchor>
           </w:drawing>
         </mc:Choice>
-        <mc:Fallback>
+        <mc:Fallback xmlns:w16cei="http://schemas.microsoft.com/office/word/2026/wordml/cei">
           <w:pict>
             <v:group w14:anchorId="5A2F42B2" id="Group 8" o:spid="_x0000_s1026" style="position:absolute;margin-left:0;margin-top:0;width:610.4pt;height:64.8pt;flip:y;z-index:251664384;mso-width-percent:1000;mso-height-percent:900;mso-position-horizontal:center;mso-position-horizontal-relative:page;mso-position-vertical:bottom;mso-position-vertical-relative:page;mso-width-percent:1000;mso-height-percent:900;mso-height-relative:bottom-margin-area" coordorigin="8,9" coordsize="15823,1439" o:gfxdata="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" o:allowincell="f">
               <v:shapetype id="_x0000_t32" coordsize="21600,21600" o:spt="32" o:oned="t" path="m,l21600,21600e" filled="f">
@@ -12322,7 +12462,7 @@
             </wp:anchor>
           </w:drawing>
         </mc:Choice>
-        <mc:Fallback>
+        <mc:Fallback xmlns:w16cei="http://schemas.microsoft.com/office/word/2026/wordml/cei">
           <w:pict>
             <v:rect w14:anchorId="30013B94" id="Rectangle 7" o:spid="_x0000_s1026" style="position:absolute;margin-left:0;margin-top:0;width:7.15pt;height:63.65pt;z-index:251663360;visibility:visible;mso-wrap-style:square;mso-width-percent:0;mso-height-percent:900;mso-wrap-distance-left:9pt;mso-wrap-distance-top:0;mso-wrap-distance-right:9pt;mso-wrap-distance-bottom:0;mso-position-horizontal:center;mso-position-horizontal-relative:left-margin-area;mso-position-vertical:bottom;mso-position-vertical-relative:page;mso-width-percent:0;mso-height-percent:900;mso-width-relative:page;mso-height-relative:bottom-margin-area;v-text-anchor:top" o:gfxdata="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" fillcolor="#4472c4 [3208]" strokecolor="#1f3763 [1608]">
               <w10:wrap anchorx="margin" anchory="page"/>
@@ -12400,7 +12540,7 @@
             </wp:anchor>
           </w:drawing>
         </mc:Choice>
-        <mc:Fallback>
+        <mc:Fallback xmlns:w16cei="http://schemas.microsoft.com/office/word/2026/wordml/cei">
           <w:pict>
             <v:rect w14:anchorId="6AC750AE" id="Rectangle 6" o:spid="_x0000_s1026" style="position:absolute;margin-left:0;margin-top:0;width:7.15pt;height:63.65pt;z-index:251662336;visibility:visible;mso-wrap-style:square;mso-width-percent:0;mso-height-percent:900;mso-wrap-distance-left:9pt;mso-wrap-distance-top:0;mso-wrap-distance-right:9pt;mso-wrap-distance-bottom:0;mso-position-horizontal:center;mso-position-horizontal-relative:right-margin-area;mso-position-vertical:bottom;mso-position-vertical-relative:page;mso-width-percent:0;mso-height-percent:900;mso-width-relative:page;mso-height-relative:bottom-margin-area;v-text-anchor:top" o:gfxdata="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" fillcolor="#4472c4 [3208]" strokecolor="#1f3763 [1608]">
               <w10:wrap anchorx="margin" anchory="page"/>
@@ -12419,7 +12559,7 @@
 </file>
 
 <file path=word/footer3.xml><?xml version="1.0" encoding="utf-8"?>
-<w:ftr xmlns:wpc="http://schemas.microsoft.com/office/word/2010/wordprocessingCanvas" xmlns:cx="http://schemas.microsoft.com/office/drawing/2014/chartex" xmlns:cx1="http://schemas.microsoft.com/office/drawing/2015/9/8/chartex" xmlns:cx2="http://schemas.microsoft.com/office/drawing/2015/10/21/chartex" xmlns:cx3="http://schemas.microsoft.com/office/drawing/2016/5/9/chartex" xmlns:cx4="http://schemas.microsoft.com/office/drawing/2016/5/10/chartex" xmlns:cx5="http://schemas.microsoft.com/office/drawing/2016/5/11/chartex" xmlns:cx6="http://schemas.microsoft.com/office/drawing/2016/5/12/chartex" xmlns:cx7="http://schemas.microsoft.com/office/drawing/2016/5/13/chartex" xmlns:cx8="http://schemas.microsoft.com/office/drawing/2016/5/14/chartex" xmlns:mc="http://schemas.openxmlformats.org/markup-compatibility/2006" xmlns:aink="http://schemas.microsoft.com/office/drawing/2016/ink" xmlns:am3d="http://schemas.microsoft.com/office/drawing/2017/model3d" xmlns:o="urn:schemas-microsoft-com:office:office" xmlns:oel="http://schemas.microsoft.com/office/2019/extlst" xmlns:r="http://schemas.openxmlformats.org/officeDocument/2006/relationships" xmlns:m="http://schemas.openxmlformats.org/officeDocument/2006/math" xmlns:v="urn:schemas-microsoft-com:vml" xmlns:wp14="http://schemas.microsoft.com/office/word/2010/wordprocessingDrawing" xmlns:wp="http://schemas.openxmlformats.org/drawingml/2006/wordprocessingDrawing" xmlns:w10="urn:schemas-microsoft-com:office:word" xmlns:w="http://schemas.openxmlformats.org/wordprocessingml/2006/main" xmlns:w14="http://schemas.microsoft.com/office/word/2010/wordml" xmlns:w15="http://schemas.microsoft.com/office/word/2012/wordml" xmlns:w16cei="http://schemas.microsoft.com/office/word/2026/wordml/cei" xmlns:w16cex="http://schemas.microsoft.com/office/word/2018/wordml/cex" xmlns:w16cid="http://schemas.microsoft.com/office/word/2016/wordml/cid" xmlns:w16="http://schemas.microsoft.com/office/word/2018/wordml" xmlns:w16du="http://schemas.microsoft.com/office/word/2023/wordml/word16du" xmlns:w16sdtdh="http://schemas.microsoft.com/office/word/2020/wordml/sdtdatahash" xmlns:w16sdtfl="http://schemas.microsoft.com/office/word/2024/wordml/sdtformatlock" xmlns:w16se="http://schemas.microsoft.com/office/word/2015/wordml/symex" xmlns:wpg="http://schemas.microsoft.com/office/word/2010/wordprocessingGroup" xmlns:wpi="http://schemas.microsoft.com/office/word/2010/wordprocessingInk" xmlns:wne="http://schemas.microsoft.com/office/word/2006/wordml" xmlns:wps="http://schemas.microsoft.com/office/word/2010/wordprocessingShape" mc:Ignorable="w14 w15 w16se w16cid w16 w16cex w16sdtdh w16sdtfl w16du wp14">
+<w:ftr xmlns:wpc="http://schemas.microsoft.com/office/word/2010/wordprocessingCanvas" xmlns:cx="http://schemas.microsoft.com/office/drawing/2014/chartex" xmlns:cx1="http://schemas.microsoft.com/office/drawing/2015/9/8/chartex" xmlns:cx2="http://schemas.microsoft.com/office/drawing/2015/10/21/chartex" xmlns:cx3="http://schemas.microsoft.com/office/drawing/2016/5/9/chartex" xmlns:cx4="http://schemas.microsoft.com/office/drawing/2016/5/10/chartex" xmlns:cx5="http://schemas.microsoft.com/office/drawing/2016/5/11/chartex" xmlns:cx6="http://schemas.microsoft.com/office/drawing/2016/5/12/chartex" xmlns:cx7="http://schemas.microsoft.com/office/drawing/2016/5/13/chartex" xmlns:cx8="http://schemas.microsoft.com/office/drawing/2016/5/14/chartex" xmlns:mc="http://schemas.openxmlformats.org/markup-compatibility/2006" xmlns:aink="http://schemas.microsoft.com/office/drawing/2016/ink" xmlns:am3d="http://schemas.microsoft.com/office/drawing/2017/model3d" xmlns:o="urn:schemas-microsoft-com:office:office" xmlns:oel="http://schemas.microsoft.com/office/2019/extlst" xmlns:r="http://schemas.openxmlformats.org/officeDocument/2006/relationships" xmlns:m="http://schemas.openxmlformats.org/officeDocument/2006/math" xmlns:v="urn:schemas-microsoft-com:vml" xmlns:wp14="http://schemas.microsoft.com/office/word/2010/wordprocessingDrawing" xmlns:wp="http://schemas.openxmlformats.org/drawingml/2006/wordprocessingDrawing" xmlns:w10="urn:schemas-microsoft-com:office:word" xmlns:w="http://schemas.openxmlformats.org/wordprocessingml/2006/main" xmlns:w14="http://schemas.microsoft.com/office/word/2010/wordml" xmlns:w15="http://schemas.microsoft.com/office/word/2012/wordml" xmlns:w16cex="http://schemas.microsoft.com/office/word/2018/wordml/cex" xmlns:w16cid="http://schemas.microsoft.com/office/word/2016/wordml/cid" xmlns:w16="http://schemas.microsoft.com/office/word/2018/wordml" xmlns:w16du="http://schemas.microsoft.com/office/word/2023/wordml/word16du" xmlns:w16sdtdh="http://schemas.microsoft.com/office/word/2020/wordml/sdtdatahash" xmlns:w16sdtfl="http://schemas.microsoft.com/office/word/2024/wordml/sdtformatlock" xmlns:w16se="http://schemas.microsoft.com/office/word/2015/wordml/symex" xmlns:wpg="http://schemas.microsoft.com/office/word/2010/wordprocessingGroup" xmlns:wpi="http://schemas.microsoft.com/office/word/2010/wordprocessingInk" xmlns:wne="http://schemas.microsoft.com/office/word/2006/wordml" xmlns:wps="http://schemas.microsoft.com/office/word/2010/wordprocessingShape" mc:Ignorable="w14 w15 w16se w16cid w16 w16cex w16sdtdh w16sdtfl w16du wp14">
   <w:p>
     <w:pPr>
       <w:pStyle w:val="Footer"/>
@@ -12429,7 +12569,7 @@
 </file>
 
 <file path=word/footnotes.xml><?xml version="1.0" encoding="utf-8"?>
-<w:footnotes xmlns:wpc="http://schemas.microsoft.com/office/word/2010/wordprocessingCanvas" xmlns:cx="http://schemas.microsoft.com/office/drawing/2014/chartex" xmlns:cx1="http://schemas.microsoft.com/office/drawing/2015/9/8/chartex" xmlns:cx2="http://schemas.microsoft.com/office/drawing/2015/10/21/chartex" xmlns:cx3="http://schemas.microsoft.com/office/drawing/2016/5/9/chartex" xmlns:cx4="http://schemas.microsoft.com/office/drawing/2016/5/10/chartex" xmlns:cx5="http://schemas.microsoft.com/office/drawing/2016/5/11/chartex" xmlns:cx6="http://schemas.microsoft.com/office/drawing/2016/5/12/chartex" xmlns:cx7="http://schemas.microsoft.com/office/drawing/2016/5/13/chartex" xmlns:cx8="http://schemas.microsoft.com/office/drawing/2016/5/14/chartex" xmlns:mc="http://schemas.openxmlformats.org/markup-compatibility/2006" xmlns:aink="http://schemas.microsoft.com/office/drawing/2016/ink" xmlns:am3d="http://schemas.microsoft.com/office/drawing/2017/model3d" xmlns:o="urn:schemas-microsoft-com:office:office" xmlns:oel="http://schemas.microsoft.com/office/2019/extlst" xmlns:r="http://schemas.openxmlformats.org/officeDocument/2006/relationships" xmlns:m="http://schemas.openxmlformats.org/officeDocument/2006/math" xmlns:v="urn:schemas-microsoft-com:vml" xmlns:wp14="http://schemas.microsoft.com/office/word/2010/wordprocessingDrawing" xmlns:wp="http://schemas.openxmlformats.org/drawingml/2006/wordprocessingDrawing" xmlns:w10="urn:schemas-microsoft-com:office:word" xmlns:w="http://schemas.openxmlformats.org/wordprocessingml/2006/main" xmlns:w14="http://schemas.microsoft.com/office/word/2010/wordml" xmlns:w15="http://schemas.microsoft.com/office/word/2012/wordml" xmlns:w16cei="http://schemas.microsoft.com/office/word/2026/wordml/cei" xmlns:w16cex="http://schemas.microsoft.com/office/word/2018/wordml/cex" xmlns:w16cid="http://schemas.microsoft.com/office/word/2016/wordml/cid" xmlns:w16="http://schemas.microsoft.com/office/word/2018/wordml" xmlns:w16du="http://schemas.microsoft.com/office/word/2023/wordml/word16du" xmlns:w16sdtdh="http://schemas.microsoft.com/office/word/2020/wordml/sdtdatahash" xmlns:w16sdtfl="http://schemas.microsoft.com/office/word/2024/wordml/sdtformatlock" xmlns:w16se="http://schemas.microsoft.com/office/word/2015/wordml/symex" xmlns:wpg="http://schemas.microsoft.com/office/word/2010/wordprocessingGroup" xmlns:wpi="http://schemas.microsoft.com/office/word/2010/wordprocessingInk" xmlns:wne="http://schemas.microsoft.com/office/word/2006/wordml" xmlns:wps="http://schemas.microsoft.com/office/word/2010/wordprocessingShape" mc:Ignorable="w14 w15 w16se w16cid w16 w16cex w16sdtdh w16sdtfl w16du wp14">
+<w:footnotes xmlns:wpc="http://schemas.microsoft.com/office/word/2010/wordprocessingCanvas" xmlns:cx="http://schemas.microsoft.com/office/drawing/2014/chartex" xmlns:cx1="http://schemas.microsoft.com/office/drawing/2015/9/8/chartex" xmlns:cx2="http://schemas.microsoft.com/office/drawing/2015/10/21/chartex" xmlns:cx3="http://schemas.microsoft.com/office/drawing/2016/5/9/chartex" xmlns:cx4="http://schemas.microsoft.com/office/drawing/2016/5/10/chartex" xmlns:cx5="http://schemas.microsoft.com/office/drawing/2016/5/11/chartex" xmlns:cx6="http://schemas.microsoft.com/office/drawing/2016/5/12/chartex" xmlns:cx7="http://schemas.microsoft.com/office/drawing/2016/5/13/chartex" xmlns:cx8="http://schemas.microsoft.com/office/drawing/2016/5/14/chartex" xmlns:mc="http://schemas.openxmlformats.org/markup-compatibility/2006" xmlns:aink="http://schemas.microsoft.com/office/drawing/2016/ink" xmlns:am3d="http://schemas.microsoft.com/office/drawing/2017/model3d" xmlns:o="urn:schemas-microsoft-com:office:office" xmlns:oel="http://schemas.microsoft.com/office/2019/extlst" xmlns:r="http://schemas.openxmlformats.org/officeDocument/2006/relationships" xmlns:m="http://schemas.openxmlformats.org/officeDocument/2006/math" xmlns:v="urn:schemas-microsoft-com:vml" xmlns:wp14="http://schemas.microsoft.com/office/word/2010/wordprocessingDrawing" xmlns:wp="http://schemas.openxmlformats.org/drawingml/2006/wordprocessingDrawing" xmlns:w10="urn:schemas-microsoft-com:office:word" xmlns:w="http://schemas.openxmlformats.org/wordprocessingml/2006/main" xmlns:w14="http://schemas.microsoft.com/office/word/2010/wordml" xmlns:w15="http://schemas.microsoft.com/office/word/2012/wordml" xmlns:w16cex="http://schemas.microsoft.com/office/word/2018/wordml/cex" xmlns:w16cid="http://schemas.microsoft.com/office/word/2016/wordml/cid" xmlns:w16="http://schemas.microsoft.com/office/word/2018/wordml" xmlns:w16du="http://schemas.microsoft.com/office/word/2023/wordml/word16du" xmlns:w16sdtdh="http://schemas.microsoft.com/office/word/2020/wordml/sdtdatahash" xmlns:w16sdtfl="http://schemas.microsoft.com/office/word/2024/wordml/sdtformatlock" xmlns:w16se="http://schemas.microsoft.com/office/word/2015/wordml/symex" xmlns:wpg="http://schemas.microsoft.com/office/word/2010/wordprocessingGroup" xmlns:wpi="http://schemas.microsoft.com/office/word/2010/wordprocessingInk" xmlns:wne="http://schemas.microsoft.com/office/word/2006/wordml" xmlns:wps="http://schemas.microsoft.com/office/word/2010/wordprocessingShape" mc:Ignorable="w14 w15 w16se w16cid w16 w16cex w16sdtdh w16sdtfl w16du wp14">
   <w:footnote w:type="separator" w:id="-1">
     <w:p>
       <w:pPr>
@@ -12454,7 +12594,7 @@
 </file>
 
 <file path=word/header1.xml><?xml version="1.0" encoding="utf-8"?>
-<w:hdr xmlns:wpc="http://schemas.microsoft.com/office/word/2010/wordprocessingCanvas" xmlns:cx="http://schemas.microsoft.com/office/drawing/2014/chartex" xmlns:cx1="http://schemas.microsoft.com/office/drawing/2015/9/8/chartex" xmlns:cx2="http://schemas.microsoft.com/office/drawing/2015/10/21/chartex" xmlns:cx3="http://schemas.microsoft.com/office/drawing/2016/5/9/chartex" xmlns:cx4="http://schemas.microsoft.com/office/drawing/2016/5/10/chartex" xmlns:cx5="http://schemas.microsoft.com/office/drawing/2016/5/11/chartex" xmlns:cx6="http://schemas.microsoft.com/office/drawing/2016/5/12/chartex" xmlns:cx7="http://schemas.microsoft.com/office/drawing/2016/5/13/chartex" xmlns:cx8="http://schemas.microsoft.com/office/drawing/2016/5/14/chartex" xmlns:mc="http://schemas.openxmlformats.org/markup-compatibility/2006" xmlns:aink="http://schemas.microsoft.com/office/drawing/2016/ink" xmlns:am3d="http://schemas.microsoft.com/office/drawing/2017/model3d" xmlns:o="urn:schemas-microsoft-com:office:office" xmlns:oel="http://schemas.microsoft.com/office/2019/extlst" xmlns:r="http://schemas.openxmlformats.org/officeDocument/2006/relationships" xmlns:m="http://schemas.openxmlformats.org/officeDocument/2006/math" xmlns:v="urn:schemas-microsoft-com:vml" xmlns:wp14="http://schemas.microsoft.com/office/word/2010/wordprocessingDrawing" xmlns:wp="http://schemas.openxmlformats.org/drawingml/2006/wordprocessingDrawing" xmlns:w10="urn:schemas-microsoft-com:office:word" xmlns:w="http://schemas.openxmlformats.org/wordprocessingml/2006/main" xmlns:w14="http://schemas.microsoft.com/office/word/2010/wordml" xmlns:w15="http://schemas.microsoft.com/office/word/2012/wordml" xmlns:w16cei="http://schemas.microsoft.com/office/word/2026/wordml/cei" xmlns:w16cex="http://schemas.microsoft.com/office/word/2018/wordml/cex" xmlns:w16cid="http://schemas.microsoft.com/office/word/2016/wordml/cid" xmlns:w16="http://schemas.microsoft.com/office/word/2018/wordml" xmlns:w16du="http://schemas.microsoft.com/office/word/2023/wordml/word16du" xmlns:w16sdtdh="http://schemas.microsoft.com/office/word/2020/wordml/sdtdatahash" xmlns:w16sdtfl="http://schemas.microsoft.com/office/word/2024/wordml/sdtformatlock" xmlns:w16se="http://schemas.microsoft.com/office/word/2015/wordml/symex" xmlns:wpg="http://schemas.microsoft.com/office/word/2010/wordprocessingGroup" xmlns:wpi="http://schemas.microsoft.com/office/word/2010/wordprocessingInk" xmlns:wne="http://schemas.microsoft.com/office/word/2006/wordml" xmlns:wps="http://schemas.microsoft.com/office/word/2010/wordprocessingShape" mc:Ignorable="w14 w15 w16se w16cid w16 w16cex w16sdtdh w16sdtfl w16du wp14">
+<w:hdr xmlns:wpc="http://schemas.microsoft.com/office/word/2010/wordprocessingCanvas" xmlns:cx="http://schemas.microsoft.com/office/drawing/2014/chartex" xmlns:cx1="http://schemas.microsoft.com/office/drawing/2015/9/8/chartex" xmlns:cx2="http://schemas.microsoft.com/office/drawing/2015/10/21/chartex" xmlns:cx3="http://schemas.microsoft.com/office/drawing/2016/5/9/chartex" xmlns:cx4="http://schemas.microsoft.com/office/drawing/2016/5/10/chartex" xmlns:cx5="http://schemas.microsoft.com/office/drawing/2016/5/11/chartex" xmlns:cx6="http://schemas.microsoft.com/office/drawing/2016/5/12/chartex" xmlns:cx7="http://schemas.microsoft.com/office/drawing/2016/5/13/chartex" xmlns:cx8="http://schemas.microsoft.com/office/drawing/2016/5/14/chartex" xmlns:mc="http://schemas.openxmlformats.org/markup-compatibility/2006" xmlns:aink="http://schemas.microsoft.com/office/drawing/2016/ink" xmlns:am3d="http://schemas.microsoft.com/office/drawing/2017/model3d" xmlns:o="urn:schemas-microsoft-com:office:office" xmlns:oel="http://schemas.microsoft.com/office/2019/extlst" xmlns:r="http://schemas.openxmlformats.org/officeDocument/2006/relationships" xmlns:m="http://schemas.openxmlformats.org/officeDocument/2006/math" xmlns:v="urn:schemas-microsoft-com:vml" xmlns:wp14="http://schemas.microsoft.com/office/word/2010/wordprocessingDrawing" xmlns:wp="http://schemas.openxmlformats.org/drawingml/2006/wordprocessingDrawing" xmlns:w10="urn:schemas-microsoft-com:office:word" xmlns:w="http://schemas.openxmlformats.org/wordprocessingml/2006/main" xmlns:w14="http://schemas.microsoft.com/office/word/2010/wordml" xmlns:w15="http://schemas.microsoft.com/office/word/2012/wordml" xmlns:w16cex="http://schemas.microsoft.com/office/word/2018/wordml/cex" xmlns:w16cid="http://schemas.microsoft.com/office/word/2016/wordml/cid" xmlns:w16="http://schemas.microsoft.com/office/word/2018/wordml" xmlns:w16du="http://schemas.microsoft.com/office/word/2023/wordml/word16du" xmlns:w16sdtdh="http://schemas.microsoft.com/office/word/2020/wordml/sdtdatahash" xmlns:w16sdtfl="http://schemas.microsoft.com/office/word/2024/wordml/sdtformatlock" xmlns:w16se="http://schemas.microsoft.com/office/word/2015/wordml/symex" xmlns:wpg="http://schemas.microsoft.com/office/word/2010/wordprocessingGroup" xmlns:wpi="http://schemas.microsoft.com/office/word/2010/wordprocessingInk" xmlns:wne="http://schemas.microsoft.com/office/word/2006/wordml" xmlns:wps="http://schemas.microsoft.com/office/word/2010/wordprocessingShape" mc:Ignorable="w14 w15 w16se w16cid w16 w16cex w16sdtdh w16sdtfl w16du wp14">
   <w:p>
     <w:pPr>
       <w:pStyle w:val="Header"/>
@@ -12464,7 +12604,7 @@
 </file>
 
 <file path=word/header2.xml><?xml version="1.0" encoding="utf-8"?>
-<w:hdr xmlns:wpc="http://schemas.microsoft.com/office/word/2010/wordprocessingCanvas" xmlns:cx="http://schemas.microsoft.com/office/drawing/2014/chartex" xmlns:cx1="http://schemas.microsoft.com/office/drawing/2015/9/8/chartex" xmlns:cx2="http://schemas.microsoft.com/office/drawing/2015/10/21/chartex" xmlns:cx3="http://schemas.microsoft.com/office/drawing/2016/5/9/chartex" xmlns:cx4="http://schemas.microsoft.com/office/drawing/2016/5/10/chartex" xmlns:cx5="http://schemas.microsoft.com/office/drawing/2016/5/11/chartex" xmlns:cx6="http://schemas.microsoft.com/office/drawing/2016/5/12/chartex" xmlns:cx7="http://schemas.microsoft.com/office/drawing/2016/5/13/chartex" xmlns:cx8="http://schemas.microsoft.com/office/drawing/2016/5/14/chartex" xmlns:mc="http://schemas.openxmlformats.org/markup-compatibility/2006" xmlns:aink="http://schemas.microsoft.com/office/drawing/2016/ink" xmlns:am3d="http://schemas.microsoft.com/office/drawing/2017/model3d" xmlns:o="urn:schemas-microsoft-com:office:office" xmlns:oel="http://schemas.microsoft.com/office/2019/extlst" xmlns:r="http://schemas.openxmlformats.org/officeDocument/2006/relationships" xmlns:m="http://schemas.openxmlformats.org/officeDocument/2006/math" xmlns:v="urn:schemas-microsoft-com:vml" xmlns:wp14="http://schemas.microsoft.com/office/word/2010/wordprocessingDrawing" xmlns:wp="http://schemas.openxmlformats.org/drawingml/2006/wordprocessingDrawing" xmlns:w10="urn:schemas-microsoft-com:office:word" xmlns:w="http://schemas.openxmlformats.org/wordprocessingml/2006/main" xmlns:w14="http://schemas.microsoft.com/office/word/2010/wordml" xmlns:w15="http://schemas.microsoft.com/office/word/2012/wordml" xmlns:w16cei="http://schemas.microsoft.com/office/word/2026/wordml/cei" xmlns:w16cex="http://schemas.microsoft.com/office/word/2018/wordml/cex" xmlns:w16cid="http://schemas.microsoft.com/office/word/2016/wordml/cid" xmlns:w16="http://schemas.microsoft.com/office/word/2018/wordml" xmlns:w16du="http://schemas.microsoft.com/office/word/2023/wordml/word16du" xmlns:w16sdtdh="http://schemas.microsoft.com/office/word/2020/wordml/sdtdatahash" xmlns:w16sdtfl="http://schemas.microsoft.com/office/word/2024/wordml/sdtformatlock" xmlns:w16se="http://schemas.microsoft.com/office/word/2015/wordml/symex" xmlns:wpg="http://schemas.microsoft.com/office/word/2010/wordprocessingGroup" xmlns:wpi="http://schemas.microsoft.com/office/word/2010/wordprocessingInk" xmlns:wne="http://schemas.microsoft.com/office/word/2006/wordml" xmlns:wps="http://schemas.microsoft.com/office/word/2010/wordprocessingShape" xmlns:a="http://schemas.openxmlformats.org/drawingml/2006/main" xmlns:a14="http://schemas.microsoft.com/office/drawing/2010/main" mc:Ignorable="w14 w15 w16se w16cid w16 w16cex w16sdtdh w16sdtfl w16du wp14">
+<w:hdr xmlns:wpc="http://schemas.microsoft.com/office/word/2010/wordprocessingCanvas" xmlns:cx="http://schemas.microsoft.com/office/drawing/2014/chartex" xmlns:cx1="http://schemas.microsoft.com/office/drawing/2015/9/8/chartex" xmlns:cx2="http://schemas.microsoft.com/office/drawing/2015/10/21/chartex" xmlns:cx3="http://schemas.microsoft.com/office/drawing/2016/5/9/chartex" xmlns:cx4="http://schemas.microsoft.com/office/drawing/2016/5/10/chartex" xmlns:cx5="http://schemas.microsoft.com/office/drawing/2016/5/11/chartex" xmlns:cx6="http://schemas.microsoft.com/office/drawing/2016/5/12/chartex" xmlns:cx7="http://schemas.microsoft.com/office/drawing/2016/5/13/chartex" xmlns:cx8="http://schemas.microsoft.com/office/drawing/2016/5/14/chartex" xmlns:mc="http://schemas.openxmlformats.org/markup-compatibility/2006" xmlns:aink="http://schemas.microsoft.com/office/drawing/2016/ink" xmlns:am3d="http://schemas.microsoft.com/office/drawing/2017/model3d" xmlns:o="urn:schemas-microsoft-com:office:office" xmlns:oel="http://schemas.microsoft.com/office/2019/extlst" xmlns:r="http://schemas.openxmlformats.org/officeDocument/2006/relationships" xmlns:m="http://schemas.openxmlformats.org/officeDocument/2006/math" xmlns:v="urn:schemas-microsoft-com:vml" xmlns:wp14="http://schemas.microsoft.com/office/word/2010/wordprocessingDrawing" xmlns:wp="http://schemas.openxmlformats.org/drawingml/2006/wordprocessingDrawing" xmlns:w10="urn:schemas-microsoft-com:office:word" xmlns:w="http://schemas.openxmlformats.org/wordprocessingml/2006/main" xmlns:w14="http://schemas.microsoft.com/office/word/2010/wordml" xmlns:w15="http://schemas.microsoft.com/office/word/2012/wordml" xmlns:w16cex="http://schemas.microsoft.com/office/word/2018/wordml/cex" xmlns:w16cid="http://schemas.microsoft.com/office/word/2016/wordml/cid" xmlns:w16="http://schemas.microsoft.com/office/word/2018/wordml" xmlns:w16du="http://schemas.microsoft.com/office/word/2023/wordml/word16du" xmlns:w16sdtdh="http://schemas.microsoft.com/office/word/2020/wordml/sdtdatahash" xmlns:w16sdtfl="http://schemas.microsoft.com/office/word/2024/wordml/sdtformatlock" xmlns:w16se="http://schemas.microsoft.com/office/word/2015/wordml/symex" xmlns:wpg="http://schemas.microsoft.com/office/word/2010/wordprocessingGroup" xmlns:wpi="http://schemas.microsoft.com/office/word/2010/wordprocessingInk" xmlns:wne="http://schemas.microsoft.com/office/word/2006/wordml" xmlns:wps="http://schemas.microsoft.com/office/word/2010/wordprocessingShape" mc:Ignorable="w14 w15 w16se w16cid w16 w16cex w16sdtdh w16sdtfl w16du wp14">
   <w:p>
     <w:pPr>
       <w:pStyle w:val="Header"/>
@@ -12492,13 +12632,30 @@
         <w:dataBinding w:prefixMappings="xmlns:ns0='http://schemas.openxmlformats.org/package/2006/metadata/core-properties' xmlns:ns1='http://purl.org/dc/elements/1.1/'" w:xpath="/ns0:coreProperties[1]/ns1:title[1]" w:storeItemID="{6C3C8BC8-F283-45AE-878A-BAB7291924A1}"/>
         <w:text/>
       </w:sdtPr>
+      <w:sdtEndPr/>
       <w:sdtContent>
+        <w:proofErr w:type="spellStart"/>
         <w:r>
           <w:rPr>
             <w:rFonts w:asciiTheme="majorHAnsi" w:hAnsiTheme="majorHAnsi"/>
           </w:rPr>
-          <w:t>YCompany – eClaims</w:t>
+          <w:t>YCompany</w:t>
         </w:r>
+        <w:proofErr w:type="spellEnd"/>
+        <w:r>
+          <w:rPr>
+            <w:rFonts w:asciiTheme="majorHAnsi" w:hAnsiTheme="majorHAnsi"/>
+          </w:rPr>
+          <w:t xml:space="preserve"> – </w:t>
+        </w:r>
+        <w:proofErr w:type="spellStart"/>
+        <w:r>
+          <w:rPr>
+            <w:rFonts w:asciiTheme="majorHAnsi" w:hAnsiTheme="majorHAnsi"/>
+          </w:rPr>
+          <w:t>eClaims</w:t>
+        </w:r>
+        <w:proofErr w:type="spellEnd"/>
       </w:sdtContent>
     </w:sdt>
     <w:r>
@@ -12520,6 +12677,7 @@
         <w:dataBinding w:prefixMappings="xmlns:ns0='http://schemas.openxmlformats.org/package/2006/metadata/core-properties' xmlns:ns1='http://purl.org/dc/elements/1.1/'" w:xpath="/ns0:coreProperties[1]/ns1:subject[1]" w:storeItemID="{6C3C8BC8-F283-45AE-878A-BAB7291924A1}"/>
         <w:text/>
       </w:sdtPr>
+      <w:sdtEndPr/>
       <w:sdtContent>
         <w:r>
           <w:rPr>
@@ -12553,9 +12711,9 @@
               <wp:wrapNone/>
               <wp:docPr id="11" name="Group 3"/>
               <wp:cNvGraphicFramePr>
-                <a:graphicFrameLocks/>
+                <a:graphicFrameLocks xmlns:a="http://schemas.openxmlformats.org/drawingml/2006/main"/>
               </wp:cNvGraphicFramePr>
-              <a:graphic>
+              <a:graphic xmlns:a="http://schemas.openxmlformats.org/drawingml/2006/main">
                 <a:graphicData uri="http://schemas.microsoft.com/office/word/2010/wordprocessingGroup">
                   <wpg:wgp>
                     <wpg:cNvGrpSpPr>
@@ -12596,7 +12754,7 @@
                         </a:ln>
                         <a:extLst>
                           <a:ext uri="{909E8E84-426E-40DD-AFC4-6F175D3DCCD1}">
-                            <a14:hiddenFill>
+                            <a14:hiddenFill xmlns:a14="http://schemas.microsoft.com/office/drawing/2010/main">
                               <a:noFill/>
                             </a14:hiddenFill>
                           </a:ext>
@@ -12623,14 +12781,14 @@
                         </a:ln>
                         <a:extLst>
                           <a:ext uri="{909E8E84-426E-40DD-AFC4-6F175D3DCCD1}">
-                            <a14:hiddenFill>
+                            <a14:hiddenFill xmlns:a14="http://schemas.microsoft.com/office/drawing/2010/main">
                               <a:solidFill>
                                 <a:srgbClr val="FFFFFF"/>
                               </a:solidFill>
                             </a14:hiddenFill>
                           </a:ext>
                           <a:ext uri="{91240B29-F687-4F45-9708-019B960494DF}">
-                            <a14:hiddenLine w="9525">
+                            <a14:hiddenLine xmlns:a14="http://schemas.microsoft.com/office/drawing/2010/main" w="9525">
                               <a:solidFill>
                                 <a:srgbClr val="000000"/>
                               </a:solidFill>
@@ -12657,7 +12815,7 @@
             </wp:anchor>
           </w:drawing>
         </mc:Choice>
-        <mc:Fallback>
+        <mc:Fallback xmlns:a14="http://schemas.microsoft.com/office/drawing/2010/main" xmlns:a="http://schemas.openxmlformats.org/drawingml/2006/main" xmlns:w16cei="http://schemas.microsoft.com/office/word/2026/wordml/cei">
           <w:pict>
             <v:group w14:anchorId="7E66157F" id="Group 3" o:spid="_x0000_s1026" style="position:absolute;margin-left:0;margin-top:0;width:610.4pt;height:64.8pt;z-index:251661312;mso-width-percent:1000;mso-height-percent:900;mso-position-horizontal:center;mso-position-horizontal-relative:page;mso-position-vertical:top;mso-position-vertical-relative:page;mso-width-percent:1000;mso-height-percent:900;mso-height-relative:top-margin-area" coordorigin="8,9" coordsize="15823,1439" o:gfxdata="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">
               <v:shapetype id="_x0000_t32" coordsize="21600,21600" o:spt="32" o:oned="t" path="m,l21600,21600e" filled="f">
@@ -12693,9 +12851,9 @@
               <wp:wrapNone/>
               <wp:docPr id="10" name="Rectangle 2"/>
               <wp:cNvGraphicFramePr>
-                <a:graphicFrameLocks/>
+                <a:graphicFrameLocks xmlns:a="http://schemas.openxmlformats.org/drawingml/2006/main"/>
               </wp:cNvGraphicFramePr>
-              <a:graphic>
+              <a:graphic xmlns:a="http://schemas.openxmlformats.org/drawingml/2006/main">
                 <a:graphicData uri="http://schemas.microsoft.com/office/word/2010/wordprocessingShape">
                   <wps:wsp>
                     <wps:cNvSpPr>
@@ -12742,7 +12900,7 @@
             </wp:anchor>
           </w:drawing>
         </mc:Choice>
-        <mc:Fallback>
+        <mc:Fallback xmlns:a14="http://schemas.microsoft.com/office/drawing/2010/main" xmlns:a="http://schemas.openxmlformats.org/drawingml/2006/main" xmlns:w16cei="http://schemas.microsoft.com/office/word/2026/wordml/cei">
           <w:pict>
             <v:rect w14:anchorId="0ECB8EDB" id="Rectangle 2" o:spid="_x0000_s1026" style="position:absolute;margin-left:0;margin-top:0;width:7.15pt;height:62.95pt;z-index:251660288;visibility:visible;mso-wrap-style:square;mso-width-percent:0;mso-height-percent:900;mso-wrap-distance-left:9pt;mso-wrap-distance-top:0;mso-wrap-distance-right:9pt;mso-wrap-distance-bottom:0;mso-position-horizontal:center;mso-position-horizontal-relative:right-margin-area;mso-position-vertical:top;mso-position-vertical-relative:page;mso-width-percent:0;mso-height-percent:900;mso-width-relative:page;mso-height-relative:top-margin-area;v-text-anchor:top" o:gfxdata="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" fillcolor="#4472c4 [3208]" strokecolor="#1f3763 [1608]">
               <w10:wrap anchorx="margin" anchory="page"/>
@@ -12772,9 +12930,9 @@
               <wp:wrapNone/>
               <wp:docPr id="9" name="Rectangle 1"/>
               <wp:cNvGraphicFramePr>
-                <a:graphicFrameLocks/>
+                <a:graphicFrameLocks xmlns:a="http://schemas.openxmlformats.org/drawingml/2006/main"/>
               </wp:cNvGraphicFramePr>
-              <a:graphic>
+              <a:graphic xmlns:a="http://schemas.openxmlformats.org/drawingml/2006/main">
                 <a:graphicData uri="http://schemas.microsoft.com/office/word/2010/wordprocessingShape">
                   <wps:wsp>
                     <wps:cNvSpPr>
@@ -12821,7 +12979,7 @@
             </wp:anchor>
           </w:drawing>
         </mc:Choice>
-        <mc:Fallback>
+        <mc:Fallback xmlns:a14="http://schemas.microsoft.com/office/drawing/2010/main" xmlns:a="http://schemas.openxmlformats.org/drawingml/2006/main" xmlns:w16cei="http://schemas.microsoft.com/office/word/2026/wordml/cei">
           <w:pict>
             <v:rect w14:anchorId="70E789E4" id="Rectangle 1" o:spid="_x0000_s1026" style="position:absolute;margin-left:0;margin-top:0;width:7.15pt;height:62.95pt;z-index:251659264;visibility:visible;mso-wrap-style:square;mso-width-percent:0;mso-height-percent:900;mso-wrap-distance-left:9pt;mso-wrap-distance-top:0;mso-wrap-distance-right:9pt;mso-wrap-distance-bottom:0;mso-position-horizontal:center;mso-position-horizontal-relative:left-margin-area;mso-position-vertical:top;mso-position-vertical-relative:page;mso-width-percent:0;mso-height-percent:900;mso-width-relative:page;mso-height-relative:top-margin-area;v-text-anchor:top" o:gfxdata="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" fillcolor="#4472c4 [3208]" strokecolor="#1f3763 [1608]">
               <w10:wrap anchorx="margin" anchory="page"/>
@@ -12845,7 +13003,7 @@
 </file>
 
 <file path=word/header3.xml><?xml version="1.0" encoding="utf-8"?>
-<w:hdr xmlns:wpc="http://schemas.microsoft.com/office/word/2010/wordprocessingCanvas" xmlns:cx="http://schemas.microsoft.com/office/drawing/2014/chartex" xmlns:cx1="http://schemas.microsoft.com/office/drawing/2015/9/8/chartex" xmlns:cx2="http://schemas.microsoft.com/office/drawing/2015/10/21/chartex" xmlns:cx3="http://schemas.microsoft.com/office/drawing/2016/5/9/chartex" xmlns:cx4="http://schemas.microsoft.com/office/drawing/2016/5/10/chartex" xmlns:cx5="http://schemas.microsoft.com/office/drawing/2016/5/11/chartex" xmlns:cx6="http://schemas.microsoft.com/office/drawing/2016/5/12/chartex" xmlns:cx7="http://schemas.microsoft.com/office/drawing/2016/5/13/chartex" xmlns:cx8="http://schemas.microsoft.com/office/drawing/2016/5/14/chartex" xmlns:mc="http://schemas.openxmlformats.org/markup-compatibility/2006" xmlns:aink="http://schemas.microsoft.com/office/drawing/2016/ink" xmlns:am3d="http://schemas.microsoft.com/office/drawing/2017/model3d" xmlns:o="urn:schemas-microsoft-com:office:office" xmlns:oel="http://schemas.microsoft.com/office/2019/extlst" xmlns:r="http://schemas.openxmlformats.org/officeDocument/2006/relationships" xmlns:m="http://schemas.openxmlformats.org/officeDocument/2006/math" xmlns:v="urn:schemas-microsoft-com:vml" xmlns:wp14="http://schemas.microsoft.com/office/word/2010/wordprocessingDrawing" xmlns:wp="http://schemas.openxmlformats.org/drawingml/2006/wordprocessingDrawing" xmlns:w10="urn:schemas-microsoft-com:office:word" xmlns:w="http://schemas.openxmlformats.org/wordprocessingml/2006/main" xmlns:w14="http://schemas.microsoft.com/office/word/2010/wordml" xmlns:w15="http://schemas.microsoft.com/office/word/2012/wordml" xmlns:w16cei="http://schemas.microsoft.com/office/word/2026/wordml/cei" xmlns:w16cex="http://schemas.microsoft.com/office/word/2018/wordml/cex" xmlns:w16cid="http://schemas.microsoft.com/office/word/2016/wordml/cid" xmlns:w16="http://schemas.microsoft.com/office/word/2018/wordml" xmlns:w16du="http://schemas.microsoft.com/office/word/2023/wordml/word16du" xmlns:w16sdtdh="http://schemas.microsoft.com/office/word/2020/wordml/sdtdatahash" xmlns:w16sdtfl="http://schemas.microsoft.com/office/word/2024/wordml/sdtformatlock" xmlns:w16se="http://schemas.microsoft.com/office/word/2015/wordml/symex" xmlns:wpg="http://schemas.microsoft.com/office/word/2010/wordprocessingGroup" xmlns:wpi="http://schemas.microsoft.com/office/word/2010/wordprocessingInk" xmlns:wne="http://schemas.microsoft.com/office/word/2006/wordml" xmlns:wps="http://schemas.microsoft.com/office/word/2010/wordprocessingShape" mc:Ignorable="w14 w15 w16se w16cid w16 w16cex w16sdtdh w16sdtfl w16du wp14">
+<w:hdr xmlns:wpc="http://schemas.microsoft.com/office/word/2010/wordprocessingCanvas" xmlns:cx="http://schemas.microsoft.com/office/drawing/2014/chartex" xmlns:cx1="http://schemas.microsoft.com/office/drawing/2015/9/8/chartex" xmlns:cx2="http://schemas.microsoft.com/office/drawing/2015/10/21/chartex" xmlns:cx3="http://schemas.microsoft.com/office/drawing/2016/5/9/chartex" xmlns:cx4="http://schemas.microsoft.com/office/drawing/2016/5/10/chartex" xmlns:cx5="http://schemas.microsoft.com/office/drawing/2016/5/11/chartex" xmlns:cx6="http://schemas.microsoft.com/office/drawing/2016/5/12/chartex" xmlns:cx7="http://schemas.microsoft.com/office/drawing/2016/5/13/chartex" xmlns:cx8="http://schemas.microsoft.com/office/drawing/2016/5/14/chartex" xmlns:mc="http://schemas.openxmlformats.org/markup-compatibility/2006" xmlns:aink="http://schemas.microsoft.com/office/drawing/2016/ink" xmlns:am3d="http://schemas.microsoft.com/office/drawing/2017/model3d" xmlns:o="urn:schemas-microsoft-com:office:office" xmlns:oel="http://schemas.microsoft.com/office/2019/extlst" xmlns:r="http://schemas.openxmlformats.org/officeDocument/2006/relationships" xmlns:m="http://schemas.openxmlformats.org/officeDocument/2006/math" xmlns:v="urn:schemas-microsoft-com:vml" xmlns:wp14="http://schemas.microsoft.com/office/word/2010/wordprocessingDrawing" xmlns:wp="http://schemas.openxmlformats.org/drawingml/2006/wordprocessingDrawing" xmlns:w10="urn:schemas-microsoft-com:office:word" xmlns:w="http://schemas.openxmlformats.org/wordprocessingml/2006/main" xmlns:w14="http://schemas.microsoft.com/office/word/2010/wordml" xmlns:w15="http://schemas.microsoft.com/office/word/2012/wordml" xmlns:w16cex="http://schemas.microsoft.com/office/word/2018/wordml/cex" xmlns:w16cid="http://schemas.microsoft.com/office/word/2016/wordml/cid" xmlns:w16="http://schemas.microsoft.com/office/word/2018/wordml" xmlns:w16du="http://schemas.microsoft.com/office/word/2023/wordml/word16du" xmlns:w16sdtdh="http://schemas.microsoft.com/office/word/2020/wordml/sdtdatahash" xmlns:w16sdtfl="http://schemas.microsoft.com/office/word/2024/wordml/sdtformatlock" xmlns:w16se="http://schemas.microsoft.com/office/word/2015/wordml/symex" xmlns:wpg="http://schemas.microsoft.com/office/word/2010/wordprocessingGroup" xmlns:wpi="http://schemas.microsoft.com/office/word/2010/wordprocessingInk" xmlns:wne="http://schemas.microsoft.com/office/word/2006/wordml" xmlns:wps="http://schemas.microsoft.com/office/word/2010/wordprocessingShape" mc:Ignorable="w14 w15 w16se w16cid w16 w16cex w16sdtdh w16sdtfl w16du wp14">
   <w:p>
     <w:pPr>
       <w:pStyle w:val="Header"/>
@@ -12855,7 +13013,7 @@
 </file>
 
 <file path=word/numbering.xml><?xml version="1.0" encoding="utf-8"?>
-<w:numbering xmlns:wpc="http://schemas.microsoft.com/office/word/2010/wordprocessingCanvas" xmlns:cx="http://schemas.microsoft.com/office/drawing/2014/chartex" xmlns:cx1="http://schemas.microsoft.com/office/drawing/2015/9/8/chartex" xmlns:cx2="http://schemas.microsoft.com/office/drawing/2015/10/21/chartex" xmlns:cx3="http://schemas.microsoft.com/office/drawing/2016/5/9/chartex" xmlns:cx4="http://schemas.microsoft.com/office/drawing/2016/5/10/chartex" xmlns:cx5="http://schemas.microsoft.com/office/drawing/2016/5/11/chartex" xmlns:cx6="http://schemas.microsoft.com/office/drawing/2016/5/12/chartex" xmlns:cx7="http://schemas.microsoft.com/office/drawing/2016/5/13/chartex" xmlns:cx8="http://schemas.microsoft.com/office/drawing/2016/5/14/chartex" xmlns:mc="http://schemas.openxmlformats.org/markup-compatibility/2006" xmlns:aink="http://schemas.microsoft.com/office/drawing/2016/ink" xmlns:am3d="http://schemas.microsoft.com/office/drawing/2017/model3d" xmlns:o="urn:schemas-microsoft-com:office:office" xmlns:oel="http://schemas.microsoft.com/office/2019/extlst" xmlns:r="http://schemas.openxmlformats.org/officeDocument/2006/relationships" xmlns:m="http://schemas.openxmlformats.org/officeDocument/2006/math" xmlns:v="urn:schemas-microsoft-com:vml" xmlns:wp14="http://schemas.microsoft.com/office/word/2010/wordprocessingDrawing" xmlns:wp="http://schemas.openxmlformats.org/drawingml/2006/wordprocessingDrawing" xmlns:w10="urn:schemas-microsoft-com:office:word" xmlns:w="http://schemas.openxmlformats.org/wordprocessingml/2006/main" xmlns:w14="http://schemas.microsoft.com/office/word/2010/wordml" xmlns:w15="http://schemas.microsoft.com/office/word/2012/wordml" xmlns:w16cei="http://schemas.microsoft.com/office/word/2026/wordml/cei" xmlns:w16cex="http://schemas.microsoft.com/office/word/2018/wordml/cex" xmlns:w16cid="http://schemas.microsoft.com/office/word/2016/wordml/cid" xmlns:w16="http://schemas.microsoft.com/office/word/2018/wordml" xmlns:w16du="http://schemas.microsoft.com/office/word/2023/wordml/word16du" xmlns:w16sdtdh="http://schemas.microsoft.com/office/word/2020/wordml/sdtdatahash" xmlns:w16sdtfl="http://schemas.microsoft.com/office/word/2024/wordml/sdtformatlock" xmlns:w16se="http://schemas.microsoft.com/office/word/2015/wordml/symex" xmlns:wpg="http://schemas.microsoft.com/office/word/2010/wordprocessingGroup" xmlns:wpi="http://schemas.microsoft.com/office/word/2010/wordprocessingInk" xmlns:wne="http://schemas.microsoft.com/office/word/2006/wordml" xmlns:wps="http://schemas.microsoft.com/office/word/2010/wordprocessingShape" mc:Ignorable="w14 w15 w16se w16cid w16 w16cex w16sdtdh w16sdtfl w16du wp14">
+<w:numbering xmlns:wpc="http://schemas.microsoft.com/office/word/2010/wordprocessingCanvas" xmlns:cx="http://schemas.microsoft.com/office/drawing/2014/chartex" xmlns:cx1="http://schemas.microsoft.com/office/drawing/2015/9/8/chartex" xmlns:cx2="http://schemas.microsoft.com/office/drawing/2015/10/21/chartex" xmlns:cx3="http://schemas.microsoft.com/office/drawing/2016/5/9/chartex" xmlns:cx4="http://schemas.microsoft.com/office/drawing/2016/5/10/chartex" xmlns:cx5="http://schemas.microsoft.com/office/drawing/2016/5/11/chartex" xmlns:cx6="http://schemas.microsoft.com/office/drawing/2016/5/12/chartex" xmlns:cx7="http://schemas.microsoft.com/office/drawing/2016/5/13/chartex" xmlns:cx8="http://schemas.microsoft.com/office/drawing/2016/5/14/chartex" xmlns:mc="http://schemas.openxmlformats.org/markup-compatibility/2006" xmlns:aink="http://schemas.microsoft.com/office/drawing/2016/ink" xmlns:am3d="http://schemas.microsoft.com/office/drawing/2017/model3d" xmlns:o="urn:schemas-microsoft-com:office:office" xmlns:oel="http://schemas.microsoft.com/office/2019/extlst" xmlns:r="http://schemas.openxmlformats.org/officeDocument/2006/relationships" xmlns:m="http://schemas.openxmlformats.org/officeDocument/2006/math" xmlns:v="urn:schemas-microsoft-com:vml" xmlns:wp14="http://schemas.microsoft.com/office/word/2010/wordprocessingDrawing" xmlns:wp="http://schemas.openxmlformats.org/drawingml/2006/wordprocessingDrawing" xmlns:w10="urn:schemas-microsoft-com:office:word" xmlns:w="http://schemas.openxmlformats.org/wordprocessingml/2006/main" xmlns:w14="http://schemas.microsoft.com/office/word/2010/wordml" xmlns:w15="http://schemas.microsoft.com/office/word/2012/wordml" xmlns:w16cex="http://schemas.microsoft.com/office/word/2018/wordml/cex" xmlns:w16cid="http://schemas.microsoft.com/office/word/2016/wordml/cid" xmlns:w16="http://schemas.microsoft.com/office/word/2018/wordml" xmlns:w16du="http://schemas.microsoft.com/office/word/2023/wordml/word16du" xmlns:w16sdtdh="http://schemas.microsoft.com/office/word/2020/wordml/sdtdatahash" xmlns:w16sdtfl="http://schemas.microsoft.com/office/word/2024/wordml/sdtformatlock" xmlns:w16se="http://schemas.microsoft.com/office/word/2015/wordml/symex" xmlns:wpg="http://schemas.microsoft.com/office/word/2010/wordprocessingGroup" xmlns:wpi="http://schemas.microsoft.com/office/word/2010/wordprocessingInk" xmlns:wne="http://schemas.microsoft.com/office/word/2006/wordml" xmlns:wps="http://schemas.microsoft.com/office/word/2010/wordprocessingShape" mc:Ignorable="w14 w15 w16se w16cid w16 w16cex w16sdtdh w16sdtfl w16du wp14">
   <w:abstractNum w:abstractNumId="0" w15:restartNumberingAfterBreak="0">
     <w:nsid w:val="013A4BB7"/>
     <w:multiLevelType w:val="multilevel"/>

--- a/docs/dar/Utsav_eClaims_DAR_Orchestration_Engine.docx
+++ b/docs/dar/Utsav_eClaims_DAR_Orchestration_Engine.docx
@@ -984,6 +984,12 @@
                 <w:rFonts w:asciiTheme="majorHAnsi" w:hAnsiTheme="majorHAnsi"/>
               </w:rPr>
             </w:pPr>
+            <w:r>
+              <w:rPr>
+                <w:rFonts w:asciiTheme="majorHAnsi" w:hAnsiTheme="majorHAnsi"/>
+              </w:rPr>
+              <w:t>1.1</w:t>
+            </w:r>
           </w:p>
         </w:tc>
         <w:tc>
@@ -1003,6 +1009,12 @@
                 <w:rFonts w:asciiTheme="majorHAnsi" w:hAnsiTheme="majorHAnsi"/>
               </w:rPr>
             </w:pPr>
+            <w:r>
+              <w:rPr>
+                <w:rFonts w:asciiTheme="majorHAnsi" w:hAnsiTheme="majorHAnsi"/>
+              </w:rPr>
+              <w:t>29-10-2026</w:t>
+            </w:r>
           </w:p>
         </w:tc>
         <w:tc>
@@ -1022,6 +1034,12 @@
                 <w:rFonts w:asciiTheme="majorHAnsi" w:hAnsiTheme="majorHAnsi"/>
               </w:rPr>
             </w:pPr>
+            <w:r>
+              <w:rPr>
+                <w:rFonts w:asciiTheme="majorHAnsi" w:hAnsiTheme="majorHAnsi"/>
+              </w:rPr>
+              <w:t>Utsav Verma</w:t>
+            </w:r>
           </w:p>
         </w:tc>
         <w:tc>
@@ -1041,6 +1059,12 @@
                 <w:rFonts w:asciiTheme="majorHAnsi" w:hAnsiTheme="majorHAnsi"/>
               </w:rPr>
             </w:pPr>
+            <w:r>
+              <w:rPr>
+                <w:rFonts w:asciiTheme="majorHAnsi" w:hAnsiTheme="majorHAnsi"/>
+              </w:rPr>
+              <w:t>Proof-of-concept description updated: workflow rules held in the database, notifications delivered through a transactional outbox (SAD v1.4); SAD reference updated to v1.4</w:t>
+            </w:r>
           </w:p>
         </w:tc>
       </w:tr>
@@ -5672,7 +5696,7 @@
         <w:pStyle w:val="Body"/>
       </w:pPr>
       <w:r>
-        <w:t>This is not a hypothetical option. Its core — the TRANSITIONS map and validate_transition() function of the Claims Service — is what the eClaims proof of concept implements today, with event publication represented by a recorded notification (SAD Section 8, POC coverage), and it satisfies the Phase 1 requirement set. Including it in the comparison keeps the analysis honest: an engine has to earn its place against a baseline that already works.</w:t>
+        <w:t>This is not a hypothetical option. Its core — the transition rules and the validate_transition() function of the Claims Service, with the rules held in database tables so that they change without a redeploy — is what the eClaims proof of concept implements today, with notifications written to a transactional outbox and delivered by a dispatcher (SAD Section 8, POC coverage), and it satisfies the Phase 1 requirement set. Including it in the comparison keeps the analysis honest: an engine has to earn its place against a baseline that already works.</w:t>
       </w:r>
     </w:p>
     <w:p>
@@ -11827,7 +11851,7 @@
       </w:r>
       <w:proofErr w:type="spellEnd"/>
       <w:r>
-        <w:t xml:space="preserve"> Solution Approach Document (SAD) v1.1 — docs/sad/solution-approach-document.md</w:t>
+        <w:t xml:space="preserve"> Solution Approach Document (SAD) v1.4 — docs/sad/solution-approach-document.md</w:t>
       </w:r>
     </w:p>
     <w:p>
@@ -11873,19 +11897,19 @@
       </w:r>
       <w:proofErr w:type="spellStart"/>
       <w:r>
-        <w:t>src</w:t>
+        <w:t>src/backend/claims-service (transition rules in services/workflow_policy.py, validate_transition in services/claims_service.py)</w:t>
       </w:r>
       <w:proofErr w:type="spellEnd"/>
       <w:r>
-        <w:t xml:space="preserve">/backend/claims-service (TRANSITIONS map and </w:t>
+        <w:t xml:space="preserve"/>
       </w:r>
       <w:proofErr w:type="spellStart"/>
       <w:r>
-        <w:t>validate_transition</w:t>
+        <w:t/>
       </w:r>
       <w:proofErr w:type="spellEnd"/>
       <w:r>
-        <w:t>)</w:t>
+        <w:t/>
       </w:r>
     </w:p>
     <w:p>

--- a/docs/dar/Utsav_eClaims_DAR_Orchestration_Engine.docx
+++ b/docs/dar/Utsav_eClaims_DAR_Orchestration_Engine.docx
@@ -1086,6 +1086,12 @@
                 <w:rFonts w:asciiTheme="majorHAnsi" w:hAnsiTheme="majorHAnsi"/>
               </w:rPr>
             </w:pPr>
+            <w:r>
+              <w:rPr>
+                <w:rFonts w:asciiTheme="majorHAnsi" w:hAnsiTheme="majorHAnsi"/>
+              </w:rPr>
+              <w:t>1.2</w:t>
+            </w:r>
           </w:p>
         </w:tc>
         <w:tc>
@@ -1105,6 +1111,12 @@
                 <w:rFonts w:asciiTheme="majorHAnsi" w:hAnsiTheme="majorHAnsi"/>
               </w:rPr>
             </w:pPr>
+            <w:r>
+              <w:rPr>
+                <w:rFonts w:asciiTheme="majorHAnsi" w:hAnsiTheme="majorHAnsi"/>
+              </w:rPr>
+              <w:t>29-10-2026</w:t>
+            </w:r>
           </w:p>
         </w:tc>
         <w:tc>
@@ -1124,6 +1136,12 @@
                 <w:rFonts w:asciiTheme="majorHAnsi" w:hAnsiTheme="majorHAnsi"/>
               </w:rPr>
             </w:pPr>
+            <w:r>
+              <w:rPr>
+                <w:rFonts w:asciiTheme="majorHAnsi" w:hAnsiTheme="majorHAnsi"/>
+              </w:rPr>
+              <w:t>Utsav Verma</w:t>
+            </w:r>
           </w:p>
         </w:tc>
         <w:tc>
@@ -1143,6 +1161,12 @@
                 <w:rFonts w:asciiTheme="majorHAnsi" w:hAnsiTheme="majorHAnsi"/>
               </w:rPr>
             </w:pPr>
+            <w:r>
+              <w:rPr>
+                <w:rFonts w:asciiTheme="majorHAnsi" w:hAnsiTheme="majorHAnsi"/>
+              </w:rPr>
+              <w:t>Region failover (SAD v1.6): R8 added, with executions rebuilt in the active Region on a claim’s next action; R7 extended to open executions and us-east-2 rates; assumption on escalation timers; SAD reference updated to v1.6</w:t>
+            </w:r>
           </w:p>
         </w:tc>
       </w:tr>
@@ -10969,6 +10993,24 @@
         <w:rPr>
           <w:b/>
         </w:rPr>
+        <w:t xml:space="preserve">No escalation timers in Phase 1</w:t>
+      </w:r>
+      <w:r>
+        <w:t xml:space="preserve"> — a claim advances only when a person or partner acts on it, so no Phase 1 state machine waits on a timer. Durable timers (Section 4.3) remain available for later phases; introducing them adds a deadline sweeper to the failover approach in R8.</w:t>
+      </w:r>
+    </w:p>
+    <w:p>
+      <w:pPr>
+        <w:pStyle w:val="ListParagraph"/>
+        <w:numPr>
+          <w:ilvl w:val="0"/>
+          <w:numId w:val="8"/>
+        </w:numPr>
+      </w:pPr>
+      <w:r>
+        <w:rPr>
+          <w:b/>
+        </w:rPr>
         <w:t>Phase 1 POC runs the in-service state machine</w:t>
       </w:r>
       <w:r>
@@ -11766,7 +11808,7 @@
               <w:pStyle w:val="NoSpacing"/>
             </w:pPr>
             <w:r>
-              <w:t>Account-level quotas on state-transition and API rates could throttle orchestration at peak claim volume.</w:t>
+              <w:t>Account-level quotas on open executions, state transitions and API rates could throttle orchestration at peak claim volume. With one execution per open claim, about 1 million open claims (SAD Section 9.1) reach the default quota of 1,000,000 open Standard executions per Region, and us-east-2 starts with lower default rates than us-east-1 (150 StartExecution calls a second against 300).</w:t>
             </w:r>
           </w:p>
         </w:tc>
@@ -11785,7 +11827,88 @@
               <w:pStyle w:val="NoSpacing"/>
             </w:pPr>
             <w:r>
-              <w:t>Quotas are reviewed against the projected 25 million transitions per month before go-live and raised through AWS Support where required; the orchestration path is load tested at peak volume, and transition throttling is alarmed in CloudWatch.</w:t>
+              <w:t>Before go-live, the open-execution quota is raised to about 3 million in both Regions, and us-east-2’s StartExecution, SendTaskSuccess and state-transition rates are raised to us-east-1’s. Quotas are reviewed against the projected 25 million transitions per month, the orchestration path is load tested at peak volume, and open executions and throttling are alarmed in CloudWatch.</w:t>
+            </w:r>
+          </w:p>
+        </w:tc>
+      </w:tr>
+      <w:tr>
+        <w:trPr>
+          <w:cantSplit/>
+        </w:trPr>
+        <w:tc>
+          <w:tcPr>
+            <w:tcW w:w="700" w:type="dxa"/>
+            <w:tcBorders>
+              <w:top w:val="dotted" w:sz="4" w:space="0" w:color="auto"/>
+              <w:left w:val="dotted" w:sz="4" w:space="0" w:color="auto"/>
+              <w:bottom w:val="dotted" w:sz="4" w:space="0" w:color="auto"/>
+              <w:right w:val="dotted" w:sz="4" w:space="0" w:color="auto"/>
+            </w:tcBorders>
+          </w:tcPr>
+          <w:p>
+            <w:pPr>
+              <w:pStyle w:val="NoSpacing"/>
+            </w:pPr>
+            <w:r>
+              <w:t xml:space="preserve">R8</w:t>
+            </w:r>
+          </w:p>
+        </w:tc>
+        <w:tc>
+          <w:tcPr>
+            <w:tcW w:w="1529" w:type="dxa"/>
+            <w:tcBorders>
+              <w:top w:val="dotted" w:sz="4" w:space="0" w:color="auto"/>
+              <w:left w:val="dotted" w:sz="4" w:space="0" w:color="auto"/>
+              <w:bottom w:val="dotted" w:sz="4" w:space="0" w:color="auto"/>
+              <w:right w:val="dotted" w:sz="4" w:space="0" w:color="auto"/>
+            </w:tcBorders>
+          </w:tcPr>
+          <w:p>
+            <w:pPr>
+              <w:pStyle w:val="NoSpacing"/>
+            </w:pPr>
+            <w:r>
+              <w:t xml:space="preserve">Region failover</w:t>
+            </w:r>
+          </w:p>
+        </w:tc>
+        <w:tc>
+          <w:tcPr>
+            <w:tcW w:w="2944" w:type="dxa"/>
+            <w:tcBorders>
+              <w:top w:val="dotted" w:sz="4" w:space="0" w:color="auto"/>
+              <w:left w:val="dotted" w:sz="4" w:space="0" w:color="auto"/>
+              <w:bottom w:val="dotted" w:sz="4" w:space="0" w:color="auto"/>
+              <w:right w:val="dotted" w:sz="4" w:space="0" w:color="auto"/>
+            </w:tcBorders>
+          </w:tcPr>
+          <w:p>
+            <w:pPr>
+              <w:pStyle w:val="NoSpacing"/>
+            </w:pPr>
+            <w:r>
+              <w:t xml:space="preserve">Executions are regional and are not replicated. After a us-east-1 failure, every open claim’s execution and its pending task token stay in us-east-1; recreating about 1 million executions in us-east-2 at the default rate of 150 a second would take close to two hours, beyond the 30-minute Region RTO. When us-east-1 recovers, its executions resume and could repeat side effects.</w:t>
+            </w:r>
+          </w:p>
+        </w:tc>
+        <w:tc>
+          <w:tcPr>
+            <w:tcW w:w="3853" w:type="dxa"/>
+            <w:tcBorders>
+              <w:top w:val="dotted" w:sz="4" w:space="0" w:color="auto"/>
+              <w:left w:val="dotted" w:sz="4" w:space="0" w:color="auto"/>
+              <w:bottom w:val="dotted" w:sz="4" w:space="0" w:color="auto"/>
+              <w:right w:val="dotted" w:sz="4" w:space="0" w:color="auto"/>
+            </w:tcBorders>
+          </w:tcPr>
+          <w:p>
+            <w:pPr>
+              <w:pStyle w:val="NoSpacing"/>
+            </w:pPr>
+            <w:r>
+              <w:t xml:space="preserve">Executions are rebuilt on demand rather than up front. Each claim records the execution that owns it, and when the next action finds that execution in the other Region, the Workflow Engine starts a new one in the active Region at the claim’s status in the database, with the action in its input. Every task with a side effect checks the ARC routing-control state and acts only in the active Region, and after failback a background job stops superseded executions. SAD Section 4, Deployment Topology, carries the runbook.</w:t>
             </w:r>
           </w:p>
         </w:tc>
@@ -11851,7 +11974,7 @@
       </w:r>
       <w:proofErr w:type="spellEnd"/>
       <w:r>
-        <w:t xml:space="preserve"> Solution Approach Document (SAD) v1.4 — docs/sad/solution-approach-document.md</w:t>
+        <w:t xml:space="preserve"> Solution Approach Document (SAD) v1.6 — docs/sad/solution-approach-document.md</w:t>
       </w:r>
     </w:p>
     <w:p>
@@ -11945,7 +12068,7 @@
         </w:numPr>
       </w:pPr>
       <w:r>
-        <w:t>AWS Step Functions Service Quotas — https://docs.aws.amazon.com/step-functions/latest/dg/limits-overview.html</w:t>
+        <w:t>AWS Step Functions Service Quotas — https://docs.aws.amazon.com/step-functions/latest/dg/service-quotas.html</w:t>
       </w:r>
     </w:p>
     <w:p>

--- a/docs/dar/Utsav_eClaims_DAR_Orchestration_Engine.docx
+++ b/docs/dar/Utsav_eClaims_DAR_Orchestration_Engine.docx
@@ -1188,6 +1188,12 @@
                 <w:rFonts w:asciiTheme="majorHAnsi" w:hAnsiTheme="majorHAnsi"/>
               </w:rPr>
             </w:pPr>
+            <w:r>
+              <w:rPr>
+                <w:rFonts w:asciiTheme="majorHAnsi" w:hAnsiTheme="majorHAnsi"/>
+              </w:rPr>
+              <w:t>1.3</w:t>
+            </w:r>
           </w:p>
         </w:tc>
         <w:tc>
@@ -1207,6 +1213,12 @@
                 <w:rFonts w:asciiTheme="majorHAnsi" w:hAnsiTheme="majorHAnsi"/>
               </w:rPr>
             </w:pPr>
+            <w:r>
+              <w:rPr>
+                <w:rFonts w:asciiTheme="majorHAnsi" w:hAnsiTheme="majorHAnsi"/>
+              </w:rPr>
+              <w:t>30-10-2026</w:t>
+            </w:r>
           </w:p>
         </w:tc>
         <w:tc>
@@ -1226,6 +1238,12 @@
                 <w:rFonts w:asciiTheme="majorHAnsi" w:hAnsiTheme="majorHAnsi"/>
               </w:rPr>
             </w:pPr>
+            <w:r>
+              <w:rPr>
+                <w:rFonts w:asciiTheme="majorHAnsi" w:hAnsiTheme="majorHAnsi"/>
+              </w:rPr>
+              <w:t>Utsav Verma</w:t>
+            </w:r>
           </w:p>
         </w:tc>
         <w:tc>
@@ -1245,6 +1263,12 @@
                 <w:rFonts w:asciiTheme="majorHAnsi" w:hAnsiTheme="majorHAnsi"/>
               </w:rPr>
             </w:pPr>
+            <w:r>
+              <w:rPr>
+                <w:rFonts w:asciiTheme="majorHAnsi" w:hAnsiTheme="majorHAnsi"/>
+              </w:rPr>
+              <w:t>Aligned with SAD v2.0: the extended lifecycle with Information Requested and Disputed, one workflow definition per claim type, disputes inside the 30-day window as an ordinary state; SAD reference updated to v2.0</w:t>
+            </w:r>
           </w:p>
         </w:tc>
       </w:tr>
@@ -1942,7 +1966,7 @@
                 <w:noProof/>
                 <w:webHidden/>
               </w:rPr>
-              <w:t>6</w:t>
+              <w:t>7</w:t>
             </w:r>
             <w:r>
               <w:rPr>
@@ -3254,7 +3278,7 @@
                 <w:noProof/>
                 <w:webHidden/>
               </w:rPr>
-              <w:t>11</w:t>
+              <w:t>12</w:t>
             </w:r>
             <w:r>
               <w:rPr>
@@ -4369,10 +4393,10 @@
         <w:rPr>
           <w:b/>
         </w:rPr>
-        <w:t>Governed claim lifecycle</w:t>
-      </w:r>
-      <w:r>
-        <w:t xml:space="preserve"> — the claim must move through Submitted → Assigned → Under Survey → Surveyed → Under Adjudication → Approved / Rejected → Paid, with each transition permitted only from a valid preceding state.</w:t>
+        <w:t>Governed claim lifecycle — the claim must move through Submitted → Assigned → Under Survey → Surveyed → Under Adjudication → Approved / Rejected → In Repair → Invoiced → Paid → Closed, with Fraud Review and Information Requested holds and Disputed, Withdrawn and Reopened states, and one workflow definition per claim type (partner repair, external repair, total loss, theft); each transition is permitted only from a valid preceding state.</w:t>
+      </w:r>
+      <w:r>
+        <w:t xml:space="preserve"/>
       </w:r>
     </w:p>
     <w:p>
@@ -10952,7 +10976,7 @@
         <w:t>Claim duration inside the execution limit</w:t>
       </w:r>
       <w:r>
-        <w:t xml:space="preserve"> — a motor claim completes well within the one-year Standard Workflow limit. Claims in litigation or long-term dispute are treated as an exception path, not as a normal execution held open indefinitely.</w:t>
+        <w:t xml:space="preserve"> — a motor claim completes well within the one-year Standard Workflow limit. A dispute raised within the 30-day window (SAD v2.0) is an ordinary state of the execution; claims in litigation or long-term dispute are treated as an exception path, not as a normal execution held open indefinitely.</w:t>
       </w:r>
     </w:p>
     <w:p>
@@ -11970,11 +11994,11 @@
       </w:pPr>
       <w:proofErr w:type="spellStart"/>
       <w:r>
-        <w:t>eClaims</w:t>
+        <w:t>eClaims Solution Approach Document (SAD) v2.0 —</w:t>
       </w:r>
       <w:proofErr w:type="spellEnd"/>
       <w:r>
-        <w:t xml:space="preserve"> Solution Approach Document (SAD) v1.6 — docs/sad/solution-approach-document.md</w:t>
+        <w:t xml:space="preserve"> docs/sad/solution-approach-document.md</w:t>
       </w:r>
     </w:p>
     <w:p>
